--- a/project/hoa/lab-ktra15p/Thuyet trinh stem.docx
+++ b/project/hoa/lab-ktra15p/Thuyet trinh stem.docx
@@ -266,15 +266,7 @@
           <w:sz w:val="28"/>
           <w:szCs w:val="28"/>
         </w:rPr>
-        <w:t xml:space="preserve"> </w:t>
-      </w:r>
-      <w:r>
-        <w:rPr>
-          <w:rFonts w:ascii="Times New Roman" w:hAnsi="Times New Roman" w:cs="Times New Roman"/>
-          <w:sz w:val="28"/>
-          <w:szCs w:val="28"/>
-        </w:rPr>
-        <w:t>A1K50 | SmartChemistry Lab</w:t>
+        <w:t xml:space="preserve"> A1K50 | SmartChemistry Lab</w:t>
       </w:r>
     </w:p>
     <w:p>
@@ -298,6 +290,15 @@
           <w:rFonts w:ascii="Times New Roman" w:hAnsi="Times New Roman" w:cs="Times New Roman"/>
           <w:sz w:val="28"/>
           <w:szCs w:val="28"/>
+          <w:lang w:val="en-US"/>
+        </w:rPr>
+        <w:tab/>
+      </w:r>
+      <w:r>
+        <w:rPr>
+          <w:rFonts w:ascii="Times New Roman" w:hAnsi="Times New Roman" w:cs="Times New Roman"/>
+          <w:sz w:val="28"/>
+          <w:szCs w:val="28"/>
         </w:rPr>
         <w:t>11A1</w:t>
       </w:r>
@@ -342,6 +343,7 @@
           <w:rFonts w:ascii="Times New Roman" w:hAnsi="Times New Roman" w:cs="Times New Roman"/>
           <w:sz w:val="28"/>
           <w:szCs w:val="28"/>
+          <w:lang w:val="en-US"/>
         </w:rPr>
       </w:pPr>
       <w:r>
@@ -357,9 +359,20 @@
       <w:pPr>
         <w:rPr>
           <w:rFonts w:ascii="Times New Roman" w:hAnsi="Times New Roman" w:cs="Times New Roman"/>
+          <w:sz w:val="28"/>
+          <w:szCs w:val="28"/>
+          <w:lang w:val="en-US"/>
+        </w:rPr>
+      </w:pPr>
+    </w:p>
+    <w:p>
+      <w:pPr>
+        <w:rPr>
+          <w:rFonts w:ascii="Times New Roman" w:hAnsi="Times New Roman" w:cs="Times New Roman"/>
           <w:b/>
           <w:sz w:val="28"/>
           <w:szCs w:val="28"/>
+          <w:lang w:val="en-US"/>
         </w:rPr>
       </w:pPr>
       <w:r>
@@ -376,156 +389,600 @@
       <w:pPr>
         <w:rPr>
           <w:rFonts w:ascii="Times New Roman" w:hAnsi="Times New Roman" w:cs="Times New Roman"/>
-          <w:i/>
-          <w:color w:val="FF0000"/>
-          <w:sz w:val="28"/>
-          <w:szCs w:val="28"/>
-        </w:rPr>
-      </w:pPr>
-      <w:r>
-        <w:rPr>
-          <w:rFonts w:ascii="Times New Roman" w:hAnsi="Times New Roman" w:cs="Times New Roman"/>
-          <w:i/>
-          <w:color w:val="FF0000"/>
-          <w:sz w:val="28"/>
-          <w:szCs w:val="28"/>
-        </w:rPr>
-        <w:t xml:space="preserve">( Chỉ mô tả những </w:t>
-      </w:r>
-      <w:r>
-        <w:rPr>
-          <w:rFonts w:ascii="Times New Roman" w:hAnsi="Times New Roman" w:cs="Times New Roman"/>
-          <w:i/>
-          <w:color w:val="FF0000"/>
-          <w:sz w:val="28"/>
-          <w:szCs w:val="28"/>
-        </w:rPr>
-        <w:t>nội dung</w:t>
-      </w:r>
-      <w:r>
-        <w:rPr>
-          <w:rFonts w:ascii="Times New Roman" w:hAnsi="Times New Roman" w:cs="Times New Roman"/>
-          <w:i/>
-          <w:color w:val="FF0000"/>
-          <w:sz w:val="28"/>
-          <w:szCs w:val="28"/>
-        </w:rPr>
-        <w:t xml:space="preserve"> cốt lõi của dự án, độ dài </w:t>
-      </w:r>
-      <w:r>
-        <w:rPr>
-          <w:rFonts w:ascii="Times New Roman" w:hAnsi="Times New Roman" w:cs="Times New Roman"/>
-          <w:i/>
-          <w:color w:val="FF0000"/>
-          <w:sz w:val="28"/>
-          <w:szCs w:val="28"/>
-        </w:rPr>
-        <w:t xml:space="preserve">không quá </w:t>
-      </w:r>
-      <w:r>
-        <w:rPr>
-          <w:rFonts w:ascii="Times New Roman" w:hAnsi="Times New Roman" w:cs="Times New Roman"/>
-          <w:i/>
-          <w:color w:val="FF0000"/>
-          <w:sz w:val="28"/>
-          <w:szCs w:val="28"/>
-        </w:rPr>
-        <w:t>2</w:t>
-      </w:r>
-      <w:r>
-        <w:rPr>
-          <w:rFonts w:ascii="Times New Roman" w:hAnsi="Times New Roman" w:cs="Times New Roman"/>
-          <w:i/>
-          <w:color w:val="FF0000"/>
-          <w:sz w:val="28"/>
-          <w:szCs w:val="28"/>
-        </w:rPr>
-        <w:t xml:space="preserve"> trang) bao gồm các nội dung sau:</w:t>
-      </w:r>
-    </w:p>
-    <w:p>
-      <w:pPr>
-        <w:rPr>
-          <w:rFonts w:ascii="Times New Roman" w:hAnsi="Times New Roman" w:cs="Times New Roman"/>
-          <w:sz w:val="28"/>
-          <w:szCs w:val="28"/>
-        </w:rPr>
-      </w:pPr>
-      <w:r>
-        <w:rPr>
-          <w:rFonts w:ascii="Times New Roman" w:hAnsi="Times New Roman" w:cs="Times New Roman"/>
-          <w:sz w:val="28"/>
-          <w:szCs w:val="28"/>
-        </w:rPr>
-        <w:t>1. Ý tưởng nảy sinh (Tiêu chí hướng đến của sản phẩm)</w:t>
-      </w:r>
-    </w:p>
-    <w:p>
-      <w:pPr>
-        <w:rPr>
-          <w:rFonts w:ascii="Times New Roman" w:hAnsi="Times New Roman" w:cs="Times New Roman"/>
-          <w:sz w:val="28"/>
-          <w:szCs w:val="28"/>
-        </w:rPr>
-      </w:pPr>
-      <w:r>
-        <w:rPr>
-          <w:rFonts w:ascii="Times New Roman" w:hAnsi="Times New Roman" w:cs="Times New Roman"/>
-          <w:sz w:val="28"/>
-          <w:szCs w:val="28"/>
-        </w:rPr>
-        <w:t>2. Nguyên Vật liệu</w:t>
-      </w:r>
-      <w:r>
-        <w:rPr>
-          <w:rFonts w:ascii="Times New Roman" w:hAnsi="Times New Roman" w:cs="Times New Roman"/>
-          <w:sz w:val="28"/>
-          <w:szCs w:val="28"/>
-        </w:rPr>
-        <w:t>, phần mềm dùng cho sản phẩm.</w:t>
-      </w:r>
-    </w:p>
-    <w:p>
-      <w:pPr>
-        <w:rPr>
-          <w:rFonts w:ascii="Times New Roman" w:hAnsi="Times New Roman" w:cs="Times New Roman"/>
-          <w:sz w:val="28"/>
-          <w:szCs w:val="28"/>
-        </w:rPr>
-      </w:pPr>
-      <w:r>
-        <w:rPr>
-          <w:rFonts w:ascii="Times New Roman" w:hAnsi="Times New Roman" w:cs="Times New Roman"/>
-          <w:sz w:val="28"/>
-          <w:szCs w:val="28"/>
-        </w:rPr>
-        <w:t>3. Cách tiến hành (Cấu tạo của sản phẩm)</w:t>
-      </w:r>
-      <w:r>
-        <w:rPr>
-          <w:rFonts w:ascii="Times New Roman" w:hAnsi="Times New Roman" w:cs="Times New Roman"/>
-          <w:sz w:val="28"/>
-          <w:szCs w:val="28"/>
-        </w:rPr>
-        <w:t>.</w:t>
-      </w:r>
-    </w:p>
-    <w:p>
-      <w:pPr>
-        <w:rPr>
-          <w:rFonts w:ascii="Times New Roman" w:hAnsi="Times New Roman" w:cs="Times New Roman"/>
-          <w:sz w:val="28"/>
-          <w:szCs w:val="28"/>
-        </w:rPr>
-      </w:pPr>
-      <w:r>
-        <w:rPr>
-          <w:rFonts w:ascii="Times New Roman" w:hAnsi="Times New Roman" w:cs="Times New Roman"/>
-          <w:sz w:val="28"/>
-          <w:szCs w:val="28"/>
-        </w:rPr>
-        <w:t>4. Những kiến thức nền thuộc môn học nào đã được áp dụng để tạo nên sản phẩm của dự án.</w:t>
-      </w:r>
+          <w:b/>
+          <w:sz w:val="28"/>
+          <w:szCs w:val="28"/>
+        </w:rPr>
+      </w:pPr>
+      <w:r>
+        <w:rPr>
+          <w:rFonts w:ascii="Times New Roman" w:hAnsi="Times New Roman" w:cs="Times New Roman"/>
+          <w:sz w:val="28"/>
+          <w:szCs w:val="28"/>
+        </w:rPr>
+        <w:t>1. Ý tưởng nảy sinh (Tiêu chí hướng dẫn của sản phẩm)</w:t>
+      </w:r>
+    </w:p>
+    <w:p>
+      <w:pPr>
+        <w:rPr>
+          <w:rFonts w:ascii="Times New Roman" w:hAnsi="Times New Roman" w:cs="Times New Roman"/>
+          <w:sz w:val="28"/>
+          <w:szCs w:val="28"/>
+          <w:lang w:val="en-US"/>
+        </w:rPr>
+      </w:pPr>
+      <w:r>
+        <w:rPr>
+          <w:rFonts w:ascii="Times New Roman" w:hAnsi="Times New Roman" w:cs="Times New Roman"/>
+          <w:sz w:val="28"/>
+          <w:szCs w:val="28"/>
+        </w:rPr>
+        <w:t>Xuất phát từ thực trạng học sinh THPT gặp khó khăn trong việc tiếp cận các thí nghiệm hóa học thực tế do thiếu hụt hóa chất, dụng cụ hoặc lo ngại về vấn đề an toàn (cháy nổ, độc hại). Ý tưởng nảy sinh là tạo ra một "Phòng thí nghiệm số" giúp học sinh có thể tự do sáng tạo, thực hiện các phản ứng hóa học mọi lúc mọi nơi trên nền tảng web, với độ chính xác và hiện thực cao</w:t>
+      </w:r>
+    </w:p>
+    <w:p>
+      <w:pPr>
+        <w:rPr>
+          <w:rFonts w:ascii="Times New Roman" w:hAnsi="Times New Roman" w:cs="Times New Roman"/>
+          <w:sz w:val="28"/>
+          <w:szCs w:val="28"/>
+          <w:lang w:val="en-US"/>
+        </w:rPr>
+      </w:pPr>
+    </w:p>
+    <w:p>
+      <w:pPr>
+        <w:rPr>
+          <w:rFonts w:ascii="Times New Roman" w:hAnsi="Times New Roman" w:cs="Times New Roman"/>
+          <w:sz w:val="28"/>
+          <w:szCs w:val="28"/>
+        </w:rPr>
+      </w:pPr>
+      <w:r>
+        <w:rPr>
+          <w:rFonts w:ascii="Times New Roman" w:hAnsi="Times New Roman" w:cs="Times New Roman"/>
+          <w:sz w:val="28"/>
+          <w:szCs w:val="28"/>
+        </w:rPr>
+        <w:t>2. Nguyên vật liệu, phần mềm dùng cho sản phẩm</w:t>
+      </w:r>
+    </w:p>
+    <w:p>
+      <w:pPr>
+        <w:ind w:firstLine="360"/>
+        <w:rPr>
+          <w:rFonts w:ascii="Times New Roman" w:hAnsi="Times New Roman" w:cs="Times New Roman"/>
+          <w:sz w:val="28"/>
+          <w:szCs w:val="28"/>
+        </w:rPr>
+      </w:pPr>
+      <w:r>
+        <w:rPr>
+          <w:rFonts w:ascii="Times New Roman" w:hAnsi="Times New Roman" w:cs="Times New Roman"/>
+          <w:sz w:val="28"/>
+          <w:szCs w:val="28"/>
+        </w:rPr>
+        <w:t xml:space="preserve">- </w:t>
+      </w:r>
+      <w:r>
+        <w:rPr>
+          <w:rFonts w:ascii="Times New Roman" w:hAnsi="Times New Roman" w:cs="Times New Roman"/>
+          <w:sz w:val="28"/>
+          <w:szCs w:val="28"/>
+        </w:rPr>
+        <w:t>Phần mềm: </w:t>
+      </w:r>
+      <w:r>
+        <w:rPr>
+          <w:rFonts w:ascii="Times New Roman" w:hAnsi="Times New Roman" w:cs="Times New Roman"/>
+          <w:sz w:val="28"/>
+          <w:szCs w:val="28"/>
+          <w:lang w:val="en-US"/>
+        </w:rPr>
+        <w:t>antigravity</w:t>
+      </w:r>
+      <w:r>
+        <w:rPr>
+          <w:rFonts w:ascii="Times New Roman" w:hAnsi="Times New Roman" w:cs="Times New Roman"/>
+          <w:sz w:val="28"/>
+          <w:szCs w:val="28"/>
+        </w:rPr>
+        <w:t xml:space="preserve">, </w:t>
+      </w:r>
+      <w:proofErr w:type="spellStart"/>
+      <w:r>
+        <w:rPr>
+          <w:rFonts w:ascii="Times New Roman" w:hAnsi="Times New Roman" w:cs="Times New Roman"/>
+          <w:sz w:val="28"/>
+          <w:szCs w:val="28"/>
+          <w:lang w:val="en-US"/>
+        </w:rPr>
+        <w:t>gemini</w:t>
+      </w:r>
+      <w:proofErr w:type="spellEnd"/>
+      <w:r>
+        <w:rPr>
+          <w:rFonts w:ascii="Times New Roman" w:hAnsi="Times New Roman" w:cs="Times New Roman"/>
+          <w:sz w:val="28"/>
+          <w:szCs w:val="28"/>
+          <w:lang w:val="en-US"/>
+        </w:rPr>
+        <w:t xml:space="preserve">, </w:t>
+      </w:r>
+      <w:proofErr w:type="spellStart"/>
+      <w:r>
+        <w:rPr>
+          <w:rFonts w:ascii="Times New Roman" w:hAnsi="Times New Roman" w:cs="Times New Roman"/>
+          <w:sz w:val="28"/>
+          <w:szCs w:val="28"/>
+          <w:lang w:val="en-US"/>
+        </w:rPr>
+        <w:t>gi</w:t>
+      </w:r>
+      <w:proofErr w:type="spellEnd"/>
+      <w:r>
+        <w:rPr>
+          <w:rFonts w:ascii="Times New Roman" w:hAnsi="Times New Roman" w:cs="Times New Roman"/>
+          <w:sz w:val="28"/>
+          <w:szCs w:val="28"/>
+        </w:rPr>
+        <w:t>t</w:t>
+      </w:r>
+      <w:r>
+        <w:rPr>
+          <w:rFonts w:ascii="Times New Roman" w:hAnsi="Times New Roman" w:cs="Times New Roman"/>
+          <w:sz w:val="28"/>
+          <w:szCs w:val="28"/>
+          <w:lang w:val="en-US"/>
+        </w:rPr>
+        <w:t>hub</w:t>
+      </w:r>
+    </w:p>
+    <w:p>
+      <w:pPr>
+        <w:ind w:firstLine="360"/>
+        <w:rPr>
+          <w:rFonts w:ascii="Times New Roman" w:hAnsi="Times New Roman" w:cs="Times New Roman"/>
+          <w:sz w:val="28"/>
+          <w:szCs w:val="28"/>
+          <w:lang w:val="en-US"/>
+        </w:rPr>
+      </w:pPr>
+      <w:r>
+        <w:rPr>
+          <w:rFonts w:ascii="Times New Roman" w:hAnsi="Times New Roman" w:cs="Times New Roman"/>
+          <w:sz w:val="28"/>
+          <w:szCs w:val="28"/>
+        </w:rPr>
+        <w:t xml:space="preserve">- </w:t>
+      </w:r>
+      <w:r>
+        <w:rPr>
+          <w:rFonts w:ascii="Times New Roman" w:hAnsi="Times New Roman" w:cs="Times New Roman"/>
+          <w:sz w:val="28"/>
+          <w:szCs w:val="28"/>
+        </w:rPr>
+        <w:t>Ngôn ngữ lập trình: HTML5, CSS3, Javascript (ES6+)</w:t>
+      </w:r>
+    </w:p>
+    <w:p>
+      <w:pPr>
+        <w:rPr>
+          <w:rFonts w:ascii="Times New Roman" w:hAnsi="Times New Roman" w:cs="Times New Roman"/>
+          <w:sz w:val="28"/>
+          <w:szCs w:val="28"/>
+        </w:rPr>
+      </w:pPr>
+      <w:r>
+        <w:rPr>
+          <w:rFonts w:ascii="Times New Roman" w:hAnsi="Times New Roman" w:cs="Times New Roman"/>
+          <w:sz w:val="28"/>
+          <w:szCs w:val="28"/>
+        </w:rPr>
+        <w:t xml:space="preserve">     - </w:t>
+      </w:r>
+      <w:r>
+        <w:rPr>
+          <w:rFonts w:ascii="Times New Roman" w:hAnsi="Times New Roman" w:cs="Times New Roman"/>
+          <w:sz w:val="28"/>
+          <w:szCs w:val="28"/>
+        </w:rPr>
+        <w:t>Thư viện &amp; Công nghệ:</w:t>
+      </w:r>
+    </w:p>
+    <w:p>
+      <w:pPr>
+        <w:ind w:left="720"/>
+        <w:rPr>
+          <w:rFonts w:ascii="Times New Roman" w:hAnsi="Times New Roman" w:cs="Times New Roman"/>
+          <w:sz w:val="28"/>
+          <w:szCs w:val="28"/>
+          <w:lang w:val="en-US"/>
+        </w:rPr>
+      </w:pPr>
+      <w:r>
+        <w:rPr>
+          <w:rFonts w:ascii="Times New Roman" w:hAnsi="Times New Roman" w:cs="Times New Roman"/>
+          <w:sz w:val="28"/>
+          <w:szCs w:val="28"/>
+        </w:rPr>
+        <w:t xml:space="preserve">+ </w:t>
+      </w:r>
+      <w:r>
+        <w:rPr>
+          <w:rFonts w:ascii="Times New Roman" w:hAnsi="Times New Roman" w:cs="Times New Roman"/>
+          <w:sz w:val="28"/>
+          <w:szCs w:val="28"/>
+        </w:rPr>
+        <w:t>Gemini API: Trí tuệ nhân tạo thế hệ mới của Google</w:t>
+      </w:r>
+    </w:p>
+    <w:p>
+      <w:pPr>
+        <w:ind w:left="720"/>
+        <w:rPr>
+          <w:rFonts w:ascii="Times New Roman" w:hAnsi="Times New Roman" w:cs="Times New Roman"/>
+          <w:sz w:val="28"/>
+          <w:szCs w:val="28"/>
+          <w:lang w:val="en-US"/>
+        </w:rPr>
+      </w:pPr>
+      <w:r>
+        <w:rPr>
+          <w:rFonts w:ascii="Times New Roman" w:hAnsi="Times New Roman" w:cs="Times New Roman"/>
+          <w:sz w:val="28"/>
+          <w:szCs w:val="28"/>
+        </w:rPr>
+        <w:t xml:space="preserve">+ </w:t>
+      </w:r>
+      <w:r>
+        <w:rPr>
+          <w:rFonts w:ascii="Times New Roman" w:hAnsi="Times New Roman" w:cs="Times New Roman"/>
+          <w:sz w:val="28"/>
+          <w:szCs w:val="28"/>
+        </w:rPr>
+        <w:t>Orbitron &amp; Inter Fonts: Đảm bảo tính thẩm mỹ hiện đại</w:t>
+      </w:r>
+    </w:p>
+    <w:p>
+      <w:pPr>
+        <w:ind w:firstLine="720"/>
+        <w:rPr>
+          <w:rFonts w:ascii="Times New Roman" w:hAnsi="Times New Roman" w:cs="Times New Roman"/>
+          <w:sz w:val="28"/>
+          <w:szCs w:val="28"/>
+          <w:lang w:val="en-US"/>
+        </w:rPr>
+      </w:pPr>
+      <w:r>
+        <w:rPr>
+          <w:rFonts w:ascii="Times New Roman" w:hAnsi="Times New Roman" w:cs="Times New Roman"/>
+          <w:sz w:val="28"/>
+          <w:szCs w:val="28"/>
+        </w:rPr>
+        <w:t xml:space="preserve">+ </w:t>
+      </w:r>
+      <w:r>
+        <w:rPr>
+          <w:rFonts w:ascii="Times New Roman" w:hAnsi="Times New Roman" w:cs="Times New Roman"/>
+          <w:sz w:val="28"/>
+          <w:szCs w:val="28"/>
+        </w:rPr>
+        <w:t>SVG: Dùng để vẽ các dụng cụ thí nghiệm sắc nét</w:t>
+      </w:r>
+    </w:p>
+    <w:p>
+      <w:pPr>
+        <w:rPr>
+          <w:rFonts w:ascii="Times New Roman" w:hAnsi="Times New Roman" w:cs="Times New Roman"/>
+          <w:sz w:val="28"/>
+          <w:szCs w:val="28"/>
+          <w:lang w:val="en-US"/>
+        </w:rPr>
+      </w:pPr>
+    </w:p>
+    <w:p>
+      <w:pPr>
+        <w:rPr>
+          <w:rFonts w:ascii="Times New Roman" w:hAnsi="Times New Roman" w:cs="Times New Roman"/>
+          <w:sz w:val="28"/>
+          <w:szCs w:val="28"/>
+        </w:rPr>
+      </w:pPr>
+      <w:r>
+        <w:rPr>
+          <w:rFonts w:ascii="Times New Roman" w:hAnsi="Times New Roman" w:cs="Times New Roman"/>
+          <w:sz w:val="28"/>
+          <w:szCs w:val="28"/>
+        </w:rPr>
+        <w:t>3. Cách tiến hành (Cấu tạo của sản phẩm)</w:t>
+      </w:r>
+    </w:p>
+    <w:p>
+      <w:pPr>
+        <w:rPr>
+          <w:rFonts w:ascii="Times New Roman" w:hAnsi="Times New Roman" w:cs="Times New Roman"/>
+          <w:sz w:val="28"/>
+          <w:szCs w:val="28"/>
+        </w:rPr>
+      </w:pPr>
+      <w:r>
+        <w:rPr>
+          <w:rFonts w:ascii="Times New Roman" w:hAnsi="Times New Roman" w:cs="Times New Roman"/>
+          <w:sz w:val="28"/>
+          <w:szCs w:val="28"/>
+        </w:rPr>
+        <w:t>Sản phẩm được xây dựng theo mô hình Module hóa:</w:t>
+      </w:r>
+    </w:p>
+    <w:p>
+      <w:pPr>
+        <w:pStyle w:val="ListParagraph"/>
+        <w:numPr>
+          <w:ilvl w:val="0"/>
+          <w:numId w:val="8"/>
+        </w:numPr>
+        <w:rPr>
+          <w:rFonts w:ascii="Times New Roman" w:hAnsi="Times New Roman" w:cs="Times New Roman"/>
+          <w:sz w:val="28"/>
+          <w:szCs w:val="28"/>
+        </w:rPr>
+      </w:pPr>
+      <w:r>
+        <w:rPr>
+          <w:rFonts w:ascii="Times New Roman" w:hAnsi="Times New Roman" w:cs="Times New Roman"/>
+          <w:sz w:val="28"/>
+          <w:szCs w:val="28"/>
+        </w:rPr>
+        <w:t>Giao diện chính: Khu vực bàn thí nghiệm (Workspace) cho phép kéo thả dụng cụ và hóa chất</w:t>
+      </w:r>
+    </w:p>
+    <w:p>
+      <w:pPr>
+        <w:pStyle w:val="ListParagraph"/>
+        <w:numPr>
+          <w:ilvl w:val="0"/>
+          <w:numId w:val="8"/>
+        </w:numPr>
+        <w:rPr>
+          <w:rFonts w:ascii="Times New Roman" w:hAnsi="Times New Roman" w:cs="Times New Roman"/>
+          <w:sz w:val="28"/>
+          <w:szCs w:val="28"/>
+        </w:rPr>
+      </w:pPr>
+      <w:r>
+        <w:rPr>
+          <w:rFonts w:ascii="Times New Roman" w:hAnsi="Times New Roman" w:cs="Times New Roman"/>
+          <w:sz w:val="28"/>
+          <w:szCs w:val="28"/>
+        </w:rPr>
+        <w:t>Engine Hóa học: Bộ máy xử lý phản ứng dựa trên cơ sở dữ liệu data.js và chemistry_engine.js</w:t>
+      </w:r>
+    </w:p>
+    <w:p>
+      <w:pPr>
+        <w:pStyle w:val="ListParagraph"/>
+        <w:numPr>
+          <w:ilvl w:val="0"/>
+          <w:numId w:val="8"/>
+        </w:numPr>
+        <w:rPr>
+          <w:rFonts w:ascii="Times New Roman" w:hAnsi="Times New Roman" w:cs="Times New Roman"/>
+          <w:sz w:val="28"/>
+          <w:szCs w:val="28"/>
+        </w:rPr>
+      </w:pPr>
+      <w:r>
+        <w:rPr>
+          <w:rFonts w:ascii="Times New Roman" w:hAnsi="Times New Roman" w:cs="Times New Roman"/>
+          <w:sz w:val="28"/>
+          <w:szCs w:val="28"/>
+        </w:rPr>
+        <w:t>Hệ thống Nhật ký (Log): Ghi lại mọi diễn biến thí nghiệm theo thời gian thực</w:t>
+      </w:r>
+    </w:p>
+    <w:p>
+      <w:pPr>
+        <w:pStyle w:val="ListParagraph"/>
+        <w:numPr>
+          <w:ilvl w:val="0"/>
+          <w:numId w:val="8"/>
+        </w:numPr>
+        <w:rPr>
+          <w:rFonts w:ascii="Times New Roman" w:hAnsi="Times New Roman" w:cs="Times New Roman"/>
+          <w:sz w:val="28"/>
+          <w:szCs w:val="28"/>
+        </w:rPr>
+      </w:pPr>
+      <w:r>
+        <w:rPr>
+          <w:rFonts w:ascii="Times New Roman" w:hAnsi="Times New Roman" w:cs="Times New Roman"/>
+          <w:sz w:val="28"/>
+          <w:szCs w:val="28"/>
+        </w:rPr>
+        <w:t>Chatbot Quantum AI: Cửa sổ tương tác AI Commander nằm ở góc màn hình</w:t>
+      </w:r>
+    </w:p>
+    <w:p>
+      <w:pPr>
+        <w:ind w:left="360"/>
+        <w:rPr>
+          <w:rFonts w:ascii="Times New Roman" w:hAnsi="Times New Roman" w:cs="Times New Roman"/>
+          <w:sz w:val="28"/>
+          <w:szCs w:val="28"/>
+          <w:lang w:val="en-US"/>
+        </w:rPr>
+      </w:pPr>
+      <w:r>
+        <w:rPr>
+          <w:rFonts w:ascii="Times New Roman" w:hAnsi="Times New Roman" w:cs="Times New Roman"/>
+          <w:sz w:val="28"/>
+          <w:szCs w:val="28"/>
+        </w:rPr>
+        <w:lastRenderedPageBreak/>
+        <w:t xml:space="preserve">- </w:t>
+      </w:r>
+      <w:r>
+        <w:rPr>
+          <w:rFonts w:ascii="Times New Roman" w:hAnsi="Times New Roman" w:cs="Times New Roman"/>
+          <w:sz w:val="28"/>
+          <w:szCs w:val="28"/>
+          <w:lang w:val="en-US"/>
+        </w:rPr>
+        <w:tab/>
+      </w:r>
+      <w:r>
+        <w:rPr>
+          <w:rFonts w:ascii="Times New Roman" w:hAnsi="Times New Roman" w:cs="Times New Roman"/>
+          <w:sz w:val="28"/>
+          <w:szCs w:val="28"/>
+        </w:rPr>
+        <w:t>Báo cáo Xanh (IDCL): Hệ thống đánh giá lãng phí và điểm sinh thái</w:t>
+      </w:r>
+    </w:p>
+    <w:p>
+      <w:pPr>
+        <w:ind w:left="360"/>
+        <w:rPr>
+          <w:rFonts w:ascii="Times New Roman" w:hAnsi="Times New Roman" w:cs="Times New Roman"/>
+          <w:sz w:val="28"/>
+          <w:szCs w:val="28"/>
+          <w:lang w:val="en-US"/>
+        </w:rPr>
+      </w:pPr>
+    </w:p>
+    <w:p>
+      <w:pPr>
+        <w:rPr>
+          <w:rFonts w:ascii="Times New Roman" w:hAnsi="Times New Roman" w:cs="Times New Roman"/>
+          <w:sz w:val="28"/>
+          <w:szCs w:val="28"/>
+        </w:rPr>
+      </w:pPr>
+      <w:r>
+        <w:rPr>
+          <w:rFonts w:ascii="Times New Roman" w:hAnsi="Times New Roman" w:cs="Times New Roman"/>
+          <w:sz w:val="28"/>
+          <w:szCs w:val="28"/>
+        </w:rPr>
+        <w:t>4. Những kiến thức nền thuộc môn học nào đã được áp dụng để tạo nên sản phẩm của dự án</w:t>
+      </w:r>
+    </w:p>
+    <w:p>
+      <w:pPr>
+        <w:ind w:left="720" w:hanging="360"/>
+        <w:rPr>
+          <w:rFonts w:ascii="Times New Roman" w:hAnsi="Times New Roman" w:cs="Times New Roman"/>
+          <w:sz w:val="28"/>
+          <w:szCs w:val="28"/>
+          <w:lang w:val="en-US"/>
+        </w:rPr>
+      </w:pPr>
+      <w:r>
+        <w:rPr>
+          <w:rFonts w:ascii="Times New Roman" w:hAnsi="Times New Roman" w:cs="Times New Roman"/>
+          <w:sz w:val="28"/>
+          <w:szCs w:val="28"/>
+        </w:rPr>
+        <w:t xml:space="preserve">- </w:t>
+      </w:r>
+      <w:r>
+        <w:rPr>
+          <w:rFonts w:ascii="Times New Roman" w:hAnsi="Times New Roman" w:cs="Times New Roman"/>
+          <w:sz w:val="28"/>
+          <w:szCs w:val="28"/>
+        </w:rPr>
+        <w:tab/>
+      </w:r>
+      <w:r>
+        <w:rPr>
+          <w:rFonts w:ascii="Times New Roman" w:hAnsi="Times New Roman" w:cs="Times New Roman"/>
+          <w:sz w:val="28"/>
+          <w:szCs w:val="28"/>
+        </w:rPr>
+        <w:t>Hóa học: Cơ chế phản ứng, nồng độ dung dịch, tính chất vật lý (màu sắc, kết tủa, khí), và tiêu chuẩn Hóa học Xanh</w:t>
+      </w:r>
+    </w:p>
+    <w:p>
+      <w:pPr>
+        <w:ind w:left="720" w:hanging="360"/>
+        <w:rPr>
+          <w:rFonts w:ascii="Times New Roman" w:hAnsi="Times New Roman" w:cs="Times New Roman"/>
+          <w:sz w:val="28"/>
+          <w:szCs w:val="28"/>
+          <w:lang w:val="en-US"/>
+        </w:rPr>
+      </w:pPr>
+      <w:r>
+        <w:rPr>
+          <w:rFonts w:ascii="Times New Roman" w:hAnsi="Times New Roman" w:cs="Times New Roman"/>
+          <w:sz w:val="28"/>
+          <w:szCs w:val="28"/>
+        </w:rPr>
+        <w:t>-</w:t>
+      </w:r>
+      <w:r>
+        <w:rPr>
+          <w:rFonts w:ascii="Times New Roman" w:hAnsi="Times New Roman" w:cs="Times New Roman"/>
+          <w:sz w:val="28"/>
+          <w:szCs w:val="28"/>
+        </w:rPr>
+        <w:tab/>
+      </w:r>
+      <w:r>
+        <w:rPr>
+          <w:rFonts w:ascii="Times New Roman" w:hAnsi="Times New Roman" w:cs="Times New Roman"/>
+          <w:sz w:val="28"/>
+          <w:szCs w:val="28"/>
+        </w:rPr>
+        <w:t>Tin học: Lập trình hướng đối tượng (OOP), xử lý mảng/đối tượng, kết nối API qua Fetch/JSON, và thiết kế giao diện UI/UX</w:t>
+      </w:r>
+    </w:p>
+    <w:p>
+      <w:pPr>
+        <w:ind w:firstLine="360"/>
+        <w:rPr>
+          <w:rFonts w:ascii="Times New Roman" w:hAnsi="Times New Roman" w:cs="Times New Roman"/>
+          <w:sz w:val="28"/>
+          <w:szCs w:val="28"/>
+          <w:lang w:val="en-US"/>
+        </w:rPr>
+      </w:pPr>
+      <w:r>
+        <w:rPr>
+          <w:rFonts w:ascii="Times New Roman" w:hAnsi="Times New Roman" w:cs="Times New Roman"/>
+          <w:sz w:val="28"/>
+          <w:szCs w:val="28"/>
+        </w:rPr>
+        <w:t xml:space="preserve">- </w:t>
+      </w:r>
+      <w:r>
+        <w:rPr>
+          <w:rFonts w:ascii="Times New Roman" w:hAnsi="Times New Roman" w:cs="Times New Roman"/>
+          <w:sz w:val="28"/>
+          <w:szCs w:val="28"/>
+        </w:rPr>
+        <w:tab/>
+      </w:r>
+      <w:r>
+        <w:rPr>
+          <w:rFonts w:ascii="Times New Roman" w:hAnsi="Times New Roman" w:cs="Times New Roman"/>
+          <w:sz w:val="28"/>
+          <w:szCs w:val="28"/>
+        </w:rPr>
+        <w:t>Toán học: Công thức tính toán khối lượng, tỉ lệ mol và hiệu quả nguyên tử</w:t>
+      </w:r>
+    </w:p>
+    <w:p>
+      <w:pPr>
+        <w:rPr>
+          <w:rFonts w:ascii="Times New Roman" w:hAnsi="Times New Roman" w:cs="Times New Roman"/>
+          <w:sz w:val="28"/>
+          <w:szCs w:val="28"/>
+          <w:lang w:val="en-US"/>
+        </w:rPr>
+      </w:pPr>
     </w:p>
     <w:p>
       <w:pPr>
@@ -558,40 +1015,341 @@
           <w:sz w:val="28"/>
           <w:szCs w:val="28"/>
         </w:rPr>
-        <w:t>6</w:t>
-      </w:r>
-      <w:r>
-        <w:rPr>
-          <w:rFonts w:ascii="Times New Roman" w:hAnsi="Times New Roman" w:cs="Times New Roman"/>
-          <w:sz w:val="28"/>
-          <w:szCs w:val="28"/>
-        </w:rPr>
-        <w:t>. Hiệu quả –Lợi ích- Tính thực tiễn.</w:t>
-      </w:r>
-    </w:p>
-    <w:p>
-      <w:pPr>
-        <w:rPr>
-          <w:rFonts w:ascii="Times New Roman" w:hAnsi="Times New Roman" w:cs="Times New Roman"/>
-          <w:sz w:val="28"/>
-          <w:szCs w:val="28"/>
-        </w:rPr>
-      </w:pPr>
-      <w:r>
-        <w:rPr>
-          <w:rFonts w:ascii="Times New Roman" w:hAnsi="Times New Roman" w:cs="Times New Roman"/>
-          <w:sz w:val="28"/>
-          <w:szCs w:val="28"/>
-        </w:rPr>
-        <w:t>7</w:t>
-      </w:r>
-      <w:r>
-        <w:rPr>
-          <w:rFonts w:ascii="Times New Roman" w:hAnsi="Times New Roman" w:cs="Times New Roman"/>
-          <w:sz w:val="28"/>
-          <w:szCs w:val="28"/>
-        </w:rPr>
-        <w:t xml:space="preserve">. Định hướng phát triển </w:t>
+        <w:t>Công nghệ AI (Gemini 3.1</w:t>
+      </w:r>
+      <w:r>
+        <w:rPr>
+          <w:rFonts w:ascii="Times New Roman" w:hAnsi="Times New Roman" w:cs="Times New Roman"/>
+          <w:sz w:val="28"/>
+          <w:szCs w:val="28"/>
+        </w:rPr>
+        <w:t xml:space="preserve"> Pr</w:t>
+      </w:r>
+      <w:r>
+        <w:rPr>
+          <w:rFonts w:ascii="Times New Roman" w:hAnsi="Times New Roman" w:cs="Times New Roman"/>
+          <w:sz w:val="28"/>
+          <w:szCs w:val="28"/>
+          <w:lang w:val="en-US"/>
+        </w:rPr>
+        <w:t>o</w:t>
+      </w:r>
+      <w:r>
+        <w:rPr>
+          <w:rFonts w:ascii="Times New Roman" w:hAnsi="Times New Roman" w:cs="Times New Roman"/>
+          <w:sz w:val="28"/>
+          <w:szCs w:val="28"/>
+        </w:rPr>
+        <w:t>) đóng vai trò là "Bộ não" của phòng thí nghiệm:</w:t>
+      </w:r>
+    </w:p>
+    <w:p>
+      <w:pPr>
+        <w:pStyle w:val="ListParagraph"/>
+        <w:numPr>
+          <w:ilvl w:val="0"/>
+          <w:numId w:val="8"/>
+        </w:numPr>
+        <w:rPr>
+          <w:rFonts w:ascii="Times New Roman" w:hAnsi="Times New Roman" w:cs="Times New Roman"/>
+          <w:sz w:val="28"/>
+          <w:szCs w:val="28"/>
+        </w:rPr>
+      </w:pPr>
+      <w:r>
+        <w:rPr>
+          <w:rFonts w:ascii="Times New Roman" w:hAnsi="Times New Roman" w:cs="Times New Roman"/>
+          <w:sz w:val="28"/>
+          <w:szCs w:val="28"/>
+        </w:rPr>
+        <w:t>Giải thích ngữ cảnh: AI đọc dữ liệu từ Log và Workspace để biết người dùng đang làm gì và giải thích hiện tượng</w:t>
+      </w:r>
+    </w:p>
+    <w:p>
+      <w:pPr>
+        <w:pStyle w:val="ListParagraph"/>
+        <w:numPr>
+          <w:ilvl w:val="0"/>
+          <w:numId w:val="8"/>
+        </w:numPr>
+        <w:rPr>
+          <w:rFonts w:ascii="Times New Roman" w:hAnsi="Times New Roman" w:cs="Times New Roman"/>
+          <w:sz w:val="28"/>
+          <w:szCs w:val="28"/>
+        </w:rPr>
+      </w:pPr>
+      <w:r>
+        <w:rPr>
+          <w:rFonts w:ascii="Times New Roman" w:hAnsi="Times New Roman" w:cs="Times New Roman"/>
+          <w:sz w:val="28"/>
+          <w:szCs w:val="28"/>
+        </w:rPr>
+        <w:t>Trợ lý học tập: Giải đáp các câu hỏi hóc búa về cơ chế phản ứng và danh pháp hóa học</w:t>
+      </w:r>
+    </w:p>
+    <w:p>
+      <w:pPr>
+        <w:ind w:left="720" w:hanging="360"/>
+        <w:rPr>
+          <w:rFonts w:ascii="Times New Roman" w:hAnsi="Times New Roman" w:cs="Times New Roman"/>
+          <w:sz w:val="28"/>
+          <w:szCs w:val="28"/>
+          <w:lang w:val="en-US"/>
+        </w:rPr>
+      </w:pPr>
+      <w:r>
+        <w:rPr>
+          <w:rFonts w:ascii="Times New Roman" w:hAnsi="Times New Roman" w:cs="Times New Roman"/>
+          <w:sz w:val="28"/>
+          <w:szCs w:val="28"/>
+        </w:rPr>
+        <w:t>-</w:t>
+      </w:r>
+      <w:r>
+        <w:rPr>
+          <w:rFonts w:ascii="Times New Roman" w:hAnsi="Times New Roman" w:cs="Times New Roman"/>
+          <w:sz w:val="28"/>
+          <w:szCs w:val="28"/>
+        </w:rPr>
+        <w:tab/>
+      </w:r>
+      <w:r>
+        <w:rPr>
+          <w:rFonts w:ascii="Times New Roman" w:hAnsi="Times New Roman" w:cs="Times New Roman"/>
+          <w:sz w:val="28"/>
+          <w:szCs w:val="28"/>
+        </w:rPr>
+        <w:t>Cố vấn an toàn: Đưa ra cảnh báo tức thì khi người dùng thực hiện các thao tác nguy hiểm</w:t>
+      </w:r>
+    </w:p>
+    <w:p>
+      <w:pPr>
+        <w:ind w:left="720" w:hanging="360"/>
+        <w:rPr>
+          <w:rFonts w:ascii="Times New Roman" w:hAnsi="Times New Roman" w:cs="Times New Roman"/>
+          <w:sz w:val="28"/>
+          <w:szCs w:val="28"/>
+          <w:lang w:val="en-US"/>
+        </w:rPr>
+      </w:pPr>
+    </w:p>
+    <w:p>
+      <w:pPr>
+        <w:rPr>
+          <w:rFonts w:ascii="Times New Roman" w:hAnsi="Times New Roman" w:cs="Times New Roman"/>
+          <w:sz w:val="28"/>
+          <w:szCs w:val="28"/>
+        </w:rPr>
+      </w:pPr>
+      <w:r>
+        <w:rPr>
+          <w:rFonts w:ascii="Times New Roman" w:hAnsi="Times New Roman" w:cs="Times New Roman"/>
+          <w:sz w:val="28"/>
+          <w:szCs w:val="28"/>
+        </w:rPr>
+        <w:t>6. Hiệu quả - Lợi ích - Tính thực tiễn</w:t>
+      </w:r>
+    </w:p>
+    <w:p>
+      <w:pPr>
+        <w:ind w:left="720" w:hanging="360"/>
+        <w:rPr>
+          <w:rFonts w:ascii="Times New Roman" w:hAnsi="Times New Roman" w:cs="Times New Roman"/>
+          <w:sz w:val="28"/>
+          <w:szCs w:val="28"/>
+          <w:lang w:val="en-US"/>
+        </w:rPr>
+      </w:pPr>
+      <w:r>
+        <w:rPr>
+          <w:rFonts w:ascii="Times New Roman" w:hAnsi="Times New Roman" w:cs="Times New Roman"/>
+          <w:sz w:val="28"/>
+          <w:szCs w:val="28"/>
+        </w:rPr>
+        <w:t>-</w:t>
+      </w:r>
+      <w:r>
+        <w:rPr>
+          <w:rFonts w:ascii="Times New Roman" w:hAnsi="Times New Roman" w:cs="Times New Roman"/>
+          <w:sz w:val="28"/>
+          <w:szCs w:val="28"/>
+        </w:rPr>
+        <w:tab/>
+      </w:r>
+      <w:r>
+        <w:rPr>
+          <w:rFonts w:ascii="Times New Roman" w:hAnsi="Times New Roman" w:cs="Times New Roman"/>
+          <w:sz w:val="28"/>
+          <w:szCs w:val="28"/>
+        </w:rPr>
+        <w:t>Hiệu quả: Giúp học sinh hiểu sâu bản chất hóa học thay vì chỉ học vẹt phương trình</w:t>
+      </w:r>
+    </w:p>
+    <w:p>
+      <w:pPr>
+        <w:ind w:left="720" w:hanging="360"/>
+        <w:rPr>
+          <w:rFonts w:ascii="Times New Roman" w:hAnsi="Times New Roman" w:cs="Times New Roman"/>
+          <w:sz w:val="28"/>
+          <w:szCs w:val="28"/>
+          <w:lang w:val="en-US"/>
+        </w:rPr>
+      </w:pPr>
+      <w:r>
+        <w:rPr>
+          <w:rFonts w:ascii="Times New Roman" w:hAnsi="Times New Roman" w:cs="Times New Roman"/>
+          <w:sz w:val="28"/>
+          <w:szCs w:val="28"/>
+        </w:rPr>
+        <w:t>-</w:t>
+      </w:r>
+      <w:r>
+        <w:rPr>
+          <w:rFonts w:ascii="Times New Roman" w:hAnsi="Times New Roman" w:cs="Times New Roman"/>
+          <w:sz w:val="28"/>
+          <w:szCs w:val="28"/>
+        </w:rPr>
+        <w:tab/>
+      </w:r>
+      <w:r>
+        <w:rPr>
+          <w:rFonts w:ascii="Times New Roman" w:hAnsi="Times New Roman" w:cs="Times New Roman"/>
+          <w:sz w:val="28"/>
+          <w:szCs w:val="28"/>
+        </w:rPr>
+        <w:t>Lợi ích: Tiết kiệm chi phí mua sắm hóa chất, loại bỏ hoàn toàn rủi ro cháy nổ và ô nhiễm môi trường trong thực tế</w:t>
+      </w:r>
+    </w:p>
+    <w:p>
+      <w:pPr>
+        <w:ind w:left="720" w:hanging="360"/>
+        <w:rPr>
+          <w:rFonts w:ascii="Times New Roman" w:hAnsi="Times New Roman" w:cs="Times New Roman"/>
+          <w:sz w:val="28"/>
+          <w:szCs w:val="28"/>
+          <w:lang w:val="en-US"/>
+        </w:rPr>
+      </w:pPr>
+      <w:r>
+        <w:rPr>
+          <w:rFonts w:ascii="Times New Roman" w:hAnsi="Times New Roman" w:cs="Times New Roman"/>
+          <w:sz w:val="28"/>
+          <w:szCs w:val="28"/>
+        </w:rPr>
+        <w:t>-</w:t>
+      </w:r>
+      <w:r>
+        <w:rPr>
+          <w:rFonts w:ascii="Times New Roman" w:hAnsi="Times New Roman" w:cs="Times New Roman"/>
+          <w:sz w:val="28"/>
+          <w:szCs w:val="28"/>
+        </w:rPr>
+        <w:tab/>
+      </w:r>
+      <w:r>
+        <w:rPr>
+          <w:rFonts w:ascii="Times New Roman" w:hAnsi="Times New Roman" w:cs="Times New Roman"/>
+          <w:sz w:val="28"/>
+          <w:szCs w:val="28"/>
+        </w:rPr>
+        <w:t>Tính thực tiễn: Có thể triển khai rộng rãi trong các giờ học online hoặc làm công cụ chuẩn bị trước khi vào phòng thí nghiệm thực</w:t>
+      </w:r>
+    </w:p>
+    <w:p>
+      <w:pPr>
+        <w:rPr>
+          <w:rFonts w:ascii="Times New Roman" w:hAnsi="Times New Roman" w:cs="Times New Roman"/>
+          <w:sz w:val="28"/>
+          <w:szCs w:val="28"/>
+          <w:lang w:val="en-US"/>
+        </w:rPr>
+      </w:pPr>
+    </w:p>
+    <w:p>
+      <w:pPr>
+        <w:rPr>
+          <w:rFonts w:ascii="Times New Roman" w:hAnsi="Times New Roman" w:cs="Times New Roman"/>
+          <w:sz w:val="28"/>
+          <w:szCs w:val="28"/>
+        </w:rPr>
+      </w:pPr>
+      <w:r>
+        <w:rPr>
+          <w:rFonts w:ascii="Times New Roman" w:hAnsi="Times New Roman" w:cs="Times New Roman"/>
+          <w:sz w:val="28"/>
+          <w:szCs w:val="28"/>
+        </w:rPr>
+        <w:t>7. Định hướng phát triển</w:t>
+      </w:r>
+    </w:p>
+    <w:p>
+      <w:pPr>
+        <w:ind w:left="720" w:hanging="360"/>
+        <w:rPr>
+          <w:rFonts w:ascii="Times New Roman" w:hAnsi="Times New Roman" w:cs="Times New Roman"/>
+          <w:sz w:val="28"/>
+          <w:szCs w:val="28"/>
+          <w:lang w:val="en-US"/>
+        </w:rPr>
+      </w:pPr>
+      <w:r>
+        <w:rPr>
+          <w:rFonts w:ascii="Times New Roman" w:hAnsi="Times New Roman" w:cs="Times New Roman"/>
+          <w:sz w:val="28"/>
+          <w:szCs w:val="28"/>
+        </w:rPr>
+        <w:t xml:space="preserve">- </w:t>
+      </w:r>
+      <w:r>
+        <w:rPr>
+          <w:rFonts w:ascii="Times New Roman" w:hAnsi="Times New Roman" w:cs="Times New Roman"/>
+          <w:sz w:val="28"/>
+          <w:szCs w:val="28"/>
+        </w:rPr>
+        <w:tab/>
+      </w:r>
+      <w:r>
+        <w:rPr>
+          <w:rFonts w:ascii="Times New Roman" w:hAnsi="Times New Roman" w:cs="Times New Roman"/>
+          <w:sz w:val="28"/>
+          <w:szCs w:val="28"/>
+        </w:rPr>
+        <w:t>Tích hợp thêm tính năng nhận diện giọng nói để tương tác với AI</w:t>
+      </w:r>
+    </w:p>
+    <w:p>
+      <w:pPr>
+        <w:ind w:left="720" w:hanging="360"/>
+        <w:rPr>
+          <w:rFonts w:ascii="Times New Roman" w:hAnsi="Times New Roman" w:cs="Times New Roman"/>
+          <w:sz w:val="28"/>
+          <w:szCs w:val="28"/>
+          <w:lang w:val="en-US"/>
+        </w:rPr>
+      </w:pPr>
+      <w:r>
+        <w:rPr>
+          <w:rFonts w:ascii="Times New Roman" w:hAnsi="Times New Roman" w:cs="Times New Roman"/>
+          <w:sz w:val="28"/>
+          <w:szCs w:val="28"/>
+        </w:rPr>
+        <w:t>-</w:t>
+      </w:r>
+      <w:r>
+        <w:rPr>
+          <w:rFonts w:ascii="Times New Roman" w:hAnsi="Times New Roman" w:cs="Times New Roman"/>
+          <w:sz w:val="28"/>
+          <w:szCs w:val="28"/>
+        </w:rPr>
+        <w:tab/>
+      </w:r>
+      <w:r>
+        <w:rPr>
+          <w:rFonts w:ascii="Times New Roman" w:hAnsi="Times New Roman" w:cs="Times New Roman"/>
+          <w:sz w:val="28"/>
+          <w:szCs w:val="28"/>
+        </w:rPr>
+        <w:t>Xây dựng chế độ "Thực tế ảo" (WebVR) để học sinh có cảm giác như đang đứng trong một phòng Lab thực thụ</w:t>
       </w:r>
     </w:p>
     <w:p>
@@ -612,6 +1370,1157 @@
     </w:sectPr>
   </w:body>
 </w:document>
+</file>
+
+<file path=word/numbering.xml><?xml version="1.0" encoding="utf-8"?>
+<w:numbering xmlns:wpc="http://schemas.microsoft.com/office/word/2010/wordprocessingCanvas" xmlns:cx="http://schemas.microsoft.com/office/drawing/2014/chartex" xmlns:cx1="http://schemas.microsoft.com/office/drawing/2015/9/8/chartex" xmlns:cx2="http://schemas.microsoft.com/office/drawing/2015/10/21/chartex" xmlns:cx3="http://schemas.microsoft.com/office/drawing/2016/5/9/chartex" xmlns:cx4="http://schemas.microsoft.com/office/drawing/2016/5/10/chartex" xmlns:cx5="http://schemas.microsoft.com/office/drawing/2016/5/11/chartex" xmlns:cx6="http://schemas.microsoft.com/office/drawing/2016/5/12/chartex" xmlns:cx7="http://schemas.microsoft.com/office/drawing/2016/5/13/chartex" xmlns:cx8="http://schemas.microsoft.com/office/drawing/2016/5/14/chartex" xmlns:mc="http://schemas.openxmlformats.org/markup-compatibility/2006" xmlns:aink="http://schemas.microsoft.com/office/drawing/2016/ink" xmlns:am3d="http://schemas.microsoft.com/office/drawing/2017/model3d" xmlns:o="urn:schemas-microsoft-com:office:office" xmlns:oel="http://schemas.microsoft.com/office/2019/extlst" xmlns:r="http://schemas.openxmlformats.org/officeDocument/2006/relationships" xmlns:m="http://schemas.openxmlformats.org/officeDocument/2006/math" xmlns:v="urn:schemas-microsoft-com:vml" xmlns:wp14="http://schemas.microsoft.com/office/word/2010/wordprocessingDrawing" xmlns:wp="http://schemas.openxmlformats.org/drawingml/2006/wordprocessingDrawing" xmlns:w10="urn:schemas-microsoft-com:office:word" xmlns:w="http://schemas.openxmlformats.org/wordprocessingml/2006/main" xmlns:w14="http://schemas.microsoft.com/office/word/2010/wordml" xmlns:w15="http://schemas.microsoft.com/office/word/2012/wordml" xmlns:w16cex="http://schemas.microsoft.com/office/word/2018/wordml/cex" xmlns:w16cid="http://schemas.microsoft.com/office/word/2016/wordml/cid" xmlns:w16="http://schemas.microsoft.com/office/word/2018/wordml" xmlns:w16du="http://schemas.microsoft.com/office/word/2023/wordml/word16du" xmlns:w16sdtdh="http://schemas.microsoft.com/office/word/2020/wordml/sdtdatahash" xmlns:w16sdtfl="http://schemas.microsoft.com/office/word/2024/wordml/sdtformatlock" xmlns:w16se="http://schemas.microsoft.com/office/word/2015/wordml/symex" xmlns:wpg="http://schemas.microsoft.com/office/word/2010/wordprocessingGroup" xmlns:wpi="http://schemas.microsoft.com/office/word/2010/wordprocessingInk" xmlns:wne="http://schemas.microsoft.com/office/word/2006/wordml" xmlns:wps="http://schemas.microsoft.com/office/word/2010/wordprocessingShape" mc:Ignorable="w14 w15 w16se w16cid w16 w16cex w16sdtdh w16sdtfl w16du wp14">
+  <w:abstractNum w:abstractNumId="0" w15:restartNumberingAfterBreak="0">
+    <w:nsid w:val="17A660DC"/>
+    <w:multiLevelType w:val="hybridMultilevel"/>
+    <w:tmpl w:val="B17E9EC0"/>
+    <w:lvl w:ilvl="0" w:tplc="7DE4FECE">
+      <w:start w:val="2"/>
+      <w:numFmt w:val="bullet"/>
+      <w:lvlText w:val="-"/>
+      <w:lvlJc w:val="left"/>
+      <w:pPr>
+        <w:ind w:left="720" w:hanging="360"/>
+      </w:pPr>
+      <w:rPr>
+        <w:rFonts w:ascii="Times New Roman" w:eastAsia="Calibri" w:hAnsi="Times New Roman" w:cs="Times New Roman" w:hint="default"/>
+        <w:b/>
+      </w:rPr>
+    </w:lvl>
+    <w:lvl w:ilvl="1" w:tplc="04090003" w:tentative="1">
+      <w:start w:val="1"/>
+      <w:numFmt w:val="bullet"/>
+      <w:lvlText w:val="o"/>
+      <w:lvlJc w:val="left"/>
+      <w:pPr>
+        <w:ind w:left="1440" w:hanging="360"/>
+      </w:pPr>
+      <w:rPr>
+        <w:rFonts w:ascii="Courier New" w:hAnsi="Courier New" w:cs="Courier New" w:hint="default"/>
+      </w:rPr>
+    </w:lvl>
+    <w:lvl w:ilvl="2" w:tplc="04090005" w:tentative="1">
+      <w:start w:val="1"/>
+      <w:numFmt w:val="bullet"/>
+      <w:lvlText w:val=""/>
+      <w:lvlJc w:val="left"/>
+      <w:pPr>
+        <w:ind w:left="2160" w:hanging="360"/>
+      </w:pPr>
+      <w:rPr>
+        <w:rFonts w:ascii="Wingdings" w:hAnsi="Wingdings" w:hint="default"/>
+      </w:rPr>
+    </w:lvl>
+    <w:lvl w:ilvl="3" w:tplc="04090001" w:tentative="1">
+      <w:start w:val="1"/>
+      <w:numFmt w:val="bullet"/>
+      <w:lvlText w:val=""/>
+      <w:lvlJc w:val="left"/>
+      <w:pPr>
+        <w:ind w:left="2880" w:hanging="360"/>
+      </w:pPr>
+      <w:rPr>
+        <w:rFonts w:ascii="Symbol" w:hAnsi="Symbol" w:hint="default"/>
+      </w:rPr>
+    </w:lvl>
+    <w:lvl w:ilvl="4" w:tplc="04090003" w:tentative="1">
+      <w:start w:val="1"/>
+      <w:numFmt w:val="bullet"/>
+      <w:lvlText w:val="o"/>
+      <w:lvlJc w:val="left"/>
+      <w:pPr>
+        <w:ind w:left="3600" w:hanging="360"/>
+      </w:pPr>
+      <w:rPr>
+        <w:rFonts w:ascii="Courier New" w:hAnsi="Courier New" w:cs="Courier New" w:hint="default"/>
+      </w:rPr>
+    </w:lvl>
+    <w:lvl w:ilvl="5" w:tplc="04090005" w:tentative="1">
+      <w:start w:val="1"/>
+      <w:numFmt w:val="bullet"/>
+      <w:lvlText w:val=""/>
+      <w:lvlJc w:val="left"/>
+      <w:pPr>
+        <w:ind w:left="4320" w:hanging="360"/>
+      </w:pPr>
+      <w:rPr>
+        <w:rFonts w:ascii="Wingdings" w:hAnsi="Wingdings" w:hint="default"/>
+      </w:rPr>
+    </w:lvl>
+    <w:lvl w:ilvl="6" w:tplc="04090001" w:tentative="1">
+      <w:start w:val="1"/>
+      <w:numFmt w:val="bullet"/>
+      <w:lvlText w:val=""/>
+      <w:lvlJc w:val="left"/>
+      <w:pPr>
+        <w:ind w:left="5040" w:hanging="360"/>
+      </w:pPr>
+      <w:rPr>
+        <w:rFonts w:ascii="Symbol" w:hAnsi="Symbol" w:hint="default"/>
+      </w:rPr>
+    </w:lvl>
+    <w:lvl w:ilvl="7" w:tplc="04090003" w:tentative="1">
+      <w:start w:val="1"/>
+      <w:numFmt w:val="bullet"/>
+      <w:lvlText w:val="o"/>
+      <w:lvlJc w:val="left"/>
+      <w:pPr>
+        <w:ind w:left="5760" w:hanging="360"/>
+      </w:pPr>
+      <w:rPr>
+        <w:rFonts w:ascii="Courier New" w:hAnsi="Courier New" w:cs="Courier New" w:hint="default"/>
+      </w:rPr>
+    </w:lvl>
+    <w:lvl w:ilvl="8" w:tplc="04090005" w:tentative="1">
+      <w:start w:val="1"/>
+      <w:numFmt w:val="bullet"/>
+      <w:lvlText w:val=""/>
+      <w:lvlJc w:val="left"/>
+      <w:pPr>
+        <w:ind w:left="6480" w:hanging="360"/>
+      </w:pPr>
+      <w:rPr>
+        <w:rFonts w:ascii="Wingdings" w:hAnsi="Wingdings" w:hint="default"/>
+      </w:rPr>
+    </w:lvl>
+  </w:abstractNum>
+  <w:abstractNum w:abstractNumId="1" w15:restartNumberingAfterBreak="0">
+    <w:nsid w:val="1B5B25B7"/>
+    <w:multiLevelType w:val="multilevel"/>
+    <w:tmpl w:val="2216ECA0"/>
+    <w:lvl w:ilvl="0">
+      <w:start w:val="1"/>
+      <w:numFmt w:val="bullet"/>
+      <w:lvlText w:val=""/>
+      <w:lvlJc w:val="left"/>
+      <w:pPr>
+        <w:tabs>
+          <w:tab w:val="num" w:pos="720"/>
+        </w:tabs>
+        <w:ind w:left="720" w:hanging="360"/>
+      </w:pPr>
+      <w:rPr>
+        <w:rFonts w:ascii="Symbol" w:hAnsi="Symbol" w:hint="default"/>
+        <w:sz w:val="20"/>
+      </w:rPr>
+    </w:lvl>
+    <w:lvl w:ilvl="1">
+      <w:start w:val="1"/>
+      <w:numFmt w:val="bullet"/>
+      <w:lvlText w:val=""/>
+      <w:lvlJc w:val="left"/>
+      <w:pPr>
+        <w:tabs>
+          <w:tab w:val="num" w:pos="1440"/>
+        </w:tabs>
+        <w:ind w:left="1440" w:hanging="360"/>
+      </w:pPr>
+      <w:rPr>
+        <w:rFonts w:ascii="Symbol" w:hAnsi="Symbol" w:hint="default"/>
+        <w:sz w:val="20"/>
+      </w:rPr>
+    </w:lvl>
+    <w:lvl w:ilvl="2" w:tentative="1">
+      <w:start w:val="1"/>
+      <w:numFmt w:val="bullet"/>
+      <w:lvlText w:val=""/>
+      <w:lvlJc w:val="left"/>
+      <w:pPr>
+        <w:tabs>
+          <w:tab w:val="num" w:pos="2160"/>
+        </w:tabs>
+        <w:ind w:left="2160" w:hanging="360"/>
+      </w:pPr>
+      <w:rPr>
+        <w:rFonts w:ascii="Symbol" w:hAnsi="Symbol" w:hint="default"/>
+        <w:sz w:val="20"/>
+      </w:rPr>
+    </w:lvl>
+    <w:lvl w:ilvl="3" w:tentative="1">
+      <w:start w:val="1"/>
+      <w:numFmt w:val="bullet"/>
+      <w:lvlText w:val=""/>
+      <w:lvlJc w:val="left"/>
+      <w:pPr>
+        <w:tabs>
+          <w:tab w:val="num" w:pos="2880"/>
+        </w:tabs>
+        <w:ind w:left="2880" w:hanging="360"/>
+      </w:pPr>
+      <w:rPr>
+        <w:rFonts w:ascii="Symbol" w:hAnsi="Symbol" w:hint="default"/>
+        <w:sz w:val="20"/>
+      </w:rPr>
+    </w:lvl>
+    <w:lvl w:ilvl="4" w:tentative="1">
+      <w:start w:val="1"/>
+      <w:numFmt w:val="bullet"/>
+      <w:lvlText w:val=""/>
+      <w:lvlJc w:val="left"/>
+      <w:pPr>
+        <w:tabs>
+          <w:tab w:val="num" w:pos="3600"/>
+        </w:tabs>
+        <w:ind w:left="3600" w:hanging="360"/>
+      </w:pPr>
+      <w:rPr>
+        <w:rFonts w:ascii="Symbol" w:hAnsi="Symbol" w:hint="default"/>
+        <w:sz w:val="20"/>
+      </w:rPr>
+    </w:lvl>
+    <w:lvl w:ilvl="5" w:tentative="1">
+      <w:start w:val="1"/>
+      <w:numFmt w:val="bullet"/>
+      <w:lvlText w:val=""/>
+      <w:lvlJc w:val="left"/>
+      <w:pPr>
+        <w:tabs>
+          <w:tab w:val="num" w:pos="4320"/>
+        </w:tabs>
+        <w:ind w:left="4320" w:hanging="360"/>
+      </w:pPr>
+      <w:rPr>
+        <w:rFonts w:ascii="Symbol" w:hAnsi="Symbol" w:hint="default"/>
+        <w:sz w:val="20"/>
+      </w:rPr>
+    </w:lvl>
+    <w:lvl w:ilvl="6" w:tentative="1">
+      <w:start w:val="1"/>
+      <w:numFmt w:val="bullet"/>
+      <w:lvlText w:val=""/>
+      <w:lvlJc w:val="left"/>
+      <w:pPr>
+        <w:tabs>
+          <w:tab w:val="num" w:pos="5040"/>
+        </w:tabs>
+        <w:ind w:left="5040" w:hanging="360"/>
+      </w:pPr>
+      <w:rPr>
+        <w:rFonts w:ascii="Symbol" w:hAnsi="Symbol" w:hint="default"/>
+        <w:sz w:val="20"/>
+      </w:rPr>
+    </w:lvl>
+    <w:lvl w:ilvl="7" w:tentative="1">
+      <w:start w:val="1"/>
+      <w:numFmt w:val="bullet"/>
+      <w:lvlText w:val=""/>
+      <w:lvlJc w:val="left"/>
+      <w:pPr>
+        <w:tabs>
+          <w:tab w:val="num" w:pos="5760"/>
+        </w:tabs>
+        <w:ind w:left="5760" w:hanging="360"/>
+      </w:pPr>
+      <w:rPr>
+        <w:rFonts w:ascii="Symbol" w:hAnsi="Symbol" w:hint="default"/>
+        <w:sz w:val="20"/>
+      </w:rPr>
+    </w:lvl>
+    <w:lvl w:ilvl="8" w:tentative="1">
+      <w:start w:val="1"/>
+      <w:numFmt w:val="bullet"/>
+      <w:lvlText w:val=""/>
+      <w:lvlJc w:val="left"/>
+      <w:pPr>
+        <w:tabs>
+          <w:tab w:val="num" w:pos="6480"/>
+        </w:tabs>
+        <w:ind w:left="6480" w:hanging="360"/>
+      </w:pPr>
+      <w:rPr>
+        <w:rFonts w:ascii="Symbol" w:hAnsi="Symbol" w:hint="default"/>
+        <w:sz w:val="20"/>
+      </w:rPr>
+    </w:lvl>
+  </w:abstractNum>
+  <w:abstractNum w:abstractNumId="2" w15:restartNumberingAfterBreak="0">
+    <w:nsid w:val="29642C19"/>
+    <w:multiLevelType w:val="multilevel"/>
+    <w:tmpl w:val="E1C4BDBE"/>
+    <w:lvl w:ilvl="0">
+      <w:start w:val="1"/>
+      <w:numFmt w:val="bullet"/>
+      <w:lvlText w:val=""/>
+      <w:lvlJc w:val="left"/>
+      <w:pPr>
+        <w:tabs>
+          <w:tab w:val="num" w:pos="720"/>
+        </w:tabs>
+        <w:ind w:left="720" w:hanging="360"/>
+      </w:pPr>
+      <w:rPr>
+        <w:rFonts w:ascii="Symbol" w:hAnsi="Symbol" w:hint="default"/>
+        <w:sz w:val="20"/>
+      </w:rPr>
+    </w:lvl>
+    <w:lvl w:ilvl="1" w:tentative="1">
+      <w:start w:val="1"/>
+      <w:numFmt w:val="bullet"/>
+      <w:lvlText w:val=""/>
+      <w:lvlJc w:val="left"/>
+      <w:pPr>
+        <w:tabs>
+          <w:tab w:val="num" w:pos="1440"/>
+        </w:tabs>
+        <w:ind w:left="1440" w:hanging="360"/>
+      </w:pPr>
+      <w:rPr>
+        <w:rFonts w:ascii="Symbol" w:hAnsi="Symbol" w:hint="default"/>
+        <w:sz w:val="20"/>
+      </w:rPr>
+    </w:lvl>
+    <w:lvl w:ilvl="2" w:tentative="1">
+      <w:start w:val="1"/>
+      <w:numFmt w:val="bullet"/>
+      <w:lvlText w:val=""/>
+      <w:lvlJc w:val="left"/>
+      <w:pPr>
+        <w:tabs>
+          <w:tab w:val="num" w:pos="2160"/>
+        </w:tabs>
+        <w:ind w:left="2160" w:hanging="360"/>
+      </w:pPr>
+      <w:rPr>
+        <w:rFonts w:ascii="Symbol" w:hAnsi="Symbol" w:hint="default"/>
+        <w:sz w:val="20"/>
+      </w:rPr>
+    </w:lvl>
+    <w:lvl w:ilvl="3" w:tentative="1">
+      <w:start w:val="1"/>
+      <w:numFmt w:val="bullet"/>
+      <w:lvlText w:val=""/>
+      <w:lvlJc w:val="left"/>
+      <w:pPr>
+        <w:tabs>
+          <w:tab w:val="num" w:pos="2880"/>
+        </w:tabs>
+        <w:ind w:left="2880" w:hanging="360"/>
+      </w:pPr>
+      <w:rPr>
+        <w:rFonts w:ascii="Symbol" w:hAnsi="Symbol" w:hint="default"/>
+        <w:sz w:val="20"/>
+      </w:rPr>
+    </w:lvl>
+    <w:lvl w:ilvl="4" w:tentative="1">
+      <w:start w:val="1"/>
+      <w:numFmt w:val="bullet"/>
+      <w:lvlText w:val=""/>
+      <w:lvlJc w:val="left"/>
+      <w:pPr>
+        <w:tabs>
+          <w:tab w:val="num" w:pos="3600"/>
+        </w:tabs>
+        <w:ind w:left="3600" w:hanging="360"/>
+      </w:pPr>
+      <w:rPr>
+        <w:rFonts w:ascii="Symbol" w:hAnsi="Symbol" w:hint="default"/>
+        <w:sz w:val="20"/>
+      </w:rPr>
+    </w:lvl>
+    <w:lvl w:ilvl="5" w:tentative="1">
+      <w:start w:val="1"/>
+      <w:numFmt w:val="bullet"/>
+      <w:lvlText w:val=""/>
+      <w:lvlJc w:val="left"/>
+      <w:pPr>
+        <w:tabs>
+          <w:tab w:val="num" w:pos="4320"/>
+        </w:tabs>
+        <w:ind w:left="4320" w:hanging="360"/>
+      </w:pPr>
+      <w:rPr>
+        <w:rFonts w:ascii="Symbol" w:hAnsi="Symbol" w:hint="default"/>
+        <w:sz w:val="20"/>
+      </w:rPr>
+    </w:lvl>
+    <w:lvl w:ilvl="6" w:tentative="1">
+      <w:start w:val="1"/>
+      <w:numFmt w:val="bullet"/>
+      <w:lvlText w:val=""/>
+      <w:lvlJc w:val="left"/>
+      <w:pPr>
+        <w:tabs>
+          <w:tab w:val="num" w:pos="5040"/>
+        </w:tabs>
+        <w:ind w:left="5040" w:hanging="360"/>
+      </w:pPr>
+      <w:rPr>
+        <w:rFonts w:ascii="Symbol" w:hAnsi="Symbol" w:hint="default"/>
+        <w:sz w:val="20"/>
+      </w:rPr>
+    </w:lvl>
+    <w:lvl w:ilvl="7" w:tentative="1">
+      <w:start w:val="1"/>
+      <w:numFmt w:val="bullet"/>
+      <w:lvlText w:val=""/>
+      <w:lvlJc w:val="left"/>
+      <w:pPr>
+        <w:tabs>
+          <w:tab w:val="num" w:pos="5760"/>
+        </w:tabs>
+        <w:ind w:left="5760" w:hanging="360"/>
+      </w:pPr>
+      <w:rPr>
+        <w:rFonts w:ascii="Symbol" w:hAnsi="Symbol" w:hint="default"/>
+        <w:sz w:val="20"/>
+      </w:rPr>
+    </w:lvl>
+    <w:lvl w:ilvl="8" w:tentative="1">
+      <w:start w:val="1"/>
+      <w:numFmt w:val="bullet"/>
+      <w:lvlText w:val=""/>
+      <w:lvlJc w:val="left"/>
+      <w:pPr>
+        <w:tabs>
+          <w:tab w:val="num" w:pos="6480"/>
+        </w:tabs>
+        <w:ind w:left="6480" w:hanging="360"/>
+      </w:pPr>
+      <w:rPr>
+        <w:rFonts w:ascii="Symbol" w:hAnsi="Symbol" w:hint="default"/>
+        <w:sz w:val="20"/>
+      </w:rPr>
+    </w:lvl>
+  </w:abstractNum>
+  <w:abstractNum w:abstractNumId="3" w15:restartNumberingAfterBreak="0">
+    <w:nsid w:val="357758AF"/>
+    <w:multiLevelType w:val="multilevel"/>
+    <w:tmpl w:val="075A65C8"/>
+    <w:lvl w:ilvl="0">
+      <w:start w:val="1"/>
+      <w:numFmt w:val="bullet"/>
+      <w:lvlText w:val=""/>
+      <w:lvlJc w:val="left"/>
+      <w:pPr>
+        <w:tabs>
+          <w:tab w:val="num" w:pos="720"/>
+        </w:tabs>
+        <w:ind w:left="720" w:hanging="360"/>
+      </w:pPr>
+      <w:rPr>
+        <w:rFonts w:ascii="Symbol" w:hAnsi="Symbol" w:hint="default"/>
+        <w:sz w:val="20"/>
+      </w:rPr>
+    </w:lvl>
+    <w:lvl w:ilvl="1" w:tentative="1">
+      <w:start w:val="1"/>
+      <w:numFmt w:val="bullet"/>
+      <w:lvlText w:val=""/>
+      <w:lvlJc w:val="left"/>
+      <w:pPr>
+        <w:tabs>
+          <w:tab w:val="num" w:pos="1440"/>
+        </w:tabs>
+        <w:ind w:left="1440" w:hanging="360"/>
+      </w:pPr>
+      <w:rPr>
+        <w:rFonts w:ascii="Symbol" w:hAnsi="Symbol" w:hint="default"/>
+        <w:sz w:val="20"/>
+      </w:rPr>
+    </w:lvl>
+    <w:lvl w:ilvl="2" w:tentative="1">
+      <w:start w:val="1"/>
+      <w:numFmt w:val="bullet"/>
+      <w:lvlText w:val=""/>
+      <w:lvlJc w:val="left"/>
+      <w:pPr>
+        <w:tabs>
+          <w:tab w:val="num" w:pos="2160"/>
+        </w:tabs>
+        <w:ind w:left="2160" w:hanging="360"/>
+      </w:pPr>
+      <w:rPr>
+        <w:rFonts w:ascii="Symbol" w:hAnsi="Symbol" w:hint="default"/>
+        <w:sz w:val="20"/>
+      </w:rPr>
+    </w:lvl>
+    <w:lvl w:ilvl="3" w:tentative="1">
+      <w:start w:val="1"/>
+      <w:numFmt w:val="bullet"/>
+      <w:lvlText w:val=""/>
+      <w:lvlJc w:val="left"/>
+      <w:pPr>
+        <w:tabs>
+          <w:tab w:val="num" w:pos="2880"/>
+        </w:tabs>
+        <w:ind w:left="2880" w:hanging="360"/>
+      </w:pPr>
+      <w:rPr>
+        <w:rFonts w:ascii="Symbol" w:hAnsi="Symbol" w:hint="default"/>
+        <w:sz w:val="20"/>
+      </w:rPr>
+    </w:lvl>
+    <w:lvl w:ilvl="4" w:tentative="1">
+      <w:start w:val="1"/>
+      <w:numFmt w:val="bullet"/>
+      <w:lvlText w:val=""/>
+      <w:lvlJc w:val="left"/>
+      <w:pPr>
+        <w:tabs>
+          <w:tab w:val="num" w:pos="3600"/>
+        </w:tabs>
+        <w:ind w:left="3600" w:hanging="360"/>
+      </w:pPr>
+      <w:rPr>
+        <w:rFonts w:ascii="Symbol" w:hAnsi="Symbol" w:hint="default"/>
+        <w:sz w:val="20"/>
+      </w:rPr>
+    </w:lvl>
+    <w:lvl w:ilvl="5" w:tentative="1">
+      <w:start w:val="1"/>
+      <w:numFmt w:val="bullet"/>
+      <w:lvlText w:val=""/>
+      <w:lvlJc w:val="left"/>
+      <w:pPr>
+        <w:tabs>
+          <w:tab w:val="num" w:pos="4320"/>
+        </w:tabs>
+        <w:ind w:left="4320" w:hanging="360"/>
+      </w:pPr>
+      <w:rPr>
+        <w:rFonts w:ascii="Symbol" w:hAnsi="Symbol" w:hint="default"/>
+        <w:sz w:val="20"/>
+      </w:rPr>
+    </w:lvl>
+    <w:lvl w:ilvl="6" w:tentative="1">
+      <w:start w:val="1"/>
+      <w:numFmt w:val="bullet"/>
+      <w:lvlText w:val=""/>
+      <w:lvlJc w:val="left"/>
+      <w:pPr>
+        <w:tabs>
+          <w:tab w:val="num" w:pos="5040"/>
+        </w:tabs>
+        <w:ind w:left="5040" w:hanging="360"/>
+      </w:pPr>
+      <w:rPr>
+        <w:rFonts w:ascii="Symbol" w:hAnsi="Symbol" w:hint="default"/>
+        <w:sz w:val="20"/>
+      </w:rPr>
+    </w:lvl>
+    <w:lvl w:ilvl="7" w:tentative="1">
+      <w:start w:val="1"/>
+      <w:numFmt w:val="bullet"/>
+      <w:lvlText w:val=""/>
+      <w:lvlJc w:val="left"/>
+      <w:pPr>
+        <w:tabs>
+          <w:tab w:val="num" w:pos="5760"/>
+        </w:tabs>
+        <w:ind w:left="5760" w:hanging="360"/>
+      </w:pPr>
+      <w:rPr>
+        <w:rFonts w:ascii="Symbol" w:hAnsi="Symbol" w:hint="default"/>
+        <w:sz w:val="20"/>
+      </w:rPr>
+    </w:lvl>
+    <w:lvl w:ilvl="8" w:tentative="1">
+      <w:start w:val="1"/>
+      <w:numFmt w:val="bullet"/>
+      <w:lvlText w:val=""/>
+      <w:lvlJc w:val="left"/>
+      <w:pPr>
+        <w:tabs>
+          <w:tab w:val="num" w:pos="6480"/>
+        </w:tabs>
+        <w:ind w:left="6480" w:hanging="360"/>
+      </w:pPr>
+      <w:rPr>
+        <w:rFonts w:ascii="Symbol" w:hAnsi="Symbol" w:hint="default"/>
+        <w:sz w:val="20"/>
+      </w:rPr>
+    </w:lvl>
+  </w:abstractNum>
+  <w:abstractNum w:abstractNumId="4" w15:restartNumberingAfterBreak="0">
+    <w:nsid w:val="496A34EA"/>
+    <w:multiLevelType w:val="multilevel"/>
+    <w:tmpl w:val="6AD62040"/>
+    <w:lvl w:ilvl="0">
+      <w:start w:val="1"/>
+      <w:numFmt w:val="bullet"/>
+      <w:lvlText w:val=""/>
+      <w:lvlJc w:val="left"/>
+      <w:pPr>
+        <w:tabs>
+          <w:tab w:val="num" w:pos="720"/>
+        </w:tabs>
+        <w:ind w:left="720" w:hanging="360"/>
+      </w:pPr>
+      <w:rPr>
+        <w:rFonts w:ascii="Symbol" w:hAnsi="Symbol" w:hint="default"/>
+        <w:sz w:val="20"/>
+      </w:rPr>
+    </w:lvl>
+    <w:lvl w:ilvl="1" w:tentative="1">
+      <w:start w:val="1"/>
+      <w:numFmt w:val="bullet"/>
+      <w:lvlText w:val=""/>
+      <w:lvlJc w:val="left"/>
+      <w:pPr>
+        <w:tabs>
+          <w:tab w:val="num" w:pos="1440"/>
+        </w:tabs>
+        <w:ind w:left="1440" w:hanging="360"/>
+      </w:pPr>
+      <w:rPr>
+        <w:rFonts w:ascii="Symbol" w:hAnsi="Symbol" w:hint="default"/>
+        <w:sz w:val="20"/>
+      </w:rPr>
+    </w:lvl>
+    <w:lvl w:ilvl="2" w:tentative="1">
+      <w:start w:val="1"/>
+      <w:numFmt w:val="bullet"/>
+      <w:lvlText w:val=""/>
+      <w:lvlJc w:val="left"/>
+      <w:pPr>
+        <w:tabs>
+          <w:tab w:val="num" w:pos="2160"/>
+        </w:tabs>
+        <w:ind w:left="2160" w:hanging="360"/>
+      </w:pPr>
+      <w:rPr>
+        <w:rFonts w:ascii="Symbol" w:hAnsi="Symbol" w:hint="default"/>
+        <w:sz w:val="20"/>
+      </w:rPr>
+    </w:lvl>
+    <w:lvl w:ilvl="3" w:tentative="1">
+      <w:start w:val="1"/>
+      <w:numFmt w:val="bullet"/>
+      <w:lvlText w:val=""/>
+      <w:lvlJc w:val="left"/>
+      <w:pPr>
+        <w:tabs>
+          <w:tab w:val="num" w:pos="2880"/>
+        </w:tabs>
+        <w:ind w:left="2880" w:hanging="360"/>
+      </w:pPr>
+      <w:rPr>
+        <w:rFonts w:ascii="Symbol" w:hAnsi="Symbol" w:hint="default"/>
+        <w:sz w:val="20"/>
+      </w:rPr>
+    </w:lvl>
+    <w:lvl w:ilvl="4" w:tentative="1">
+      <w:start w:val="1"/>
+      <w:numFmt w:val="bullet"/>
+      <w:lvlText w:val=""/>
+      <w:lvlJc w:val="left"/>
+      <w:pPr>
+        <w:tabs>
+          <w:tab w:val="num" w:pos="3600"/>
+        </w:tabs>
+        <w:ind w:left="3600" w:hanging="360"/>
+      </w:pPr>
+      <w:rPr>
+        <w:rFonts w:ascii="Symbol" w:hAnsi="Symbol" w:hint="default"/>
+        <w:sz w:val="20"/>
+      </w:rPr>
+    </w:lvl>
+    <w:lvl w:ilvl="5" w:tentative="1">
+      <w:start w:val="1"/>
+      <w:numFmt w:val="bullet"/>
+      <w:lvlText w:val=""/>
+      <w:lvlJc w:val="left"/>
+      <w:pPr>
+        <w:tabs>
+          <w:tab w:val="num" w:pos="4320"/>
+        </w:tabs>
+        <w:ind w:left="4320" w:hanging="360"/>
+      </w:pPr>
+      <w:rPr>
+        <w:rFonts w:ascii="Symbol" w:hAnsi="Symbol" w:hint="default"/>
+        <w:sz w:val="20"/>
+      </w:rPr>
+    </w:lvl>
+    <w:lvl w:ilvl="6" w:tentative="1">
+      <w:start w:val="1"/>
+      <w:numFmt w:val="bullet"/>
+      <w:lvlText w:val=""/>
+      <w:lvlJc w:val="left"/>
+      <w:pPr>
+        <w:tabs>
+          <w:tab w:val="num" w:pos="5040"/>
+        </w:tabs>
+        <w:ind w:left="5040" w:hanging="360"/>
+      </w:pPr>
+      <w:rPr>
+        <w:rFonts w:ascii="Symbol" w:hAnsi="Symbol" w:hint="default"/>
+        <w:sz w:val="20"/>
+      </w:rPr>
+    </w:lvl>
+    <w:lvl w:ilvl="7" w:tentative="1">
+      <w:start w:val="1"/>
+      <w:numFmt w:val="bullet"/>
+      <w:lvlText w:val=""/>
+      <w:lvlJc w:val="left"/>
+      <w:pPr>
+        <w:tabs>
+          <w:tab w:val="num" w:pos="5760"/>
+        </w:tabs>
+        <w:ind w:left="5760" w:hanging="360"/>
+      </w:pPr>
+      <w:rPr>
+        <w:rFonts w:ascii="Symbol" w:hAnsi="Symbol" w:hint="default"/>
+        <w:sz w:val="20"/>
+      </w:rPr>
+    </w:lvl>
+    <w:lvl w:ilvl="8" w:tentative="1">
+      <w:start w:val="1"/>
+      <w:numFmt w:val="bullet"/>
+      <w:lvlText w:val=""/>
+      <w:lvlJc w:val="left"/>
+      <w:pPr>
+        <w:tabs>
+          <w:tab w:val="num" w:pos="6480"/>
+        </w:tabs>
+        <w:ind w:left="6480" w:hanging="360"/>
+      </w:pPr>
+      <w:rPr>
+        <w:rFonts w:ascii="Symbol" w:hAnsi="Symbol" w:hint="default"/>
+        <w:sz w:val="20"/>
+      </w:rPr>
+    </w:lvl>
+  </w:abstractNum>
+  <w:abstractNum w:abstractNumId="5" w15:restartNumberingAfterBreak="0">
+    <w:nsid w:val="57D54C34"/>
+    <w:multiLevelType w:val="hybridMultilevel"/>
+    <w:tmpl w:val="29E6B9A4"/>
+    <w:lvl w:ilvl="0" w:tplc="FDBA805E">
+      <w:start w:val="2"/>
+      <w:numFmt w:val="bullet"/>
+      <w:lvlText w:val="-"/>
+      <w:lvlJc w:val="left"/>
+      <w:pPr>
+        <w:ind w:left="1080" w:hanging="360"/>
+      </w:pPr>
+      <w:rPr>
+        <w:rFonts w:ascii="Times New Roman" w:eastAsia="Calibri" w:hAnsi="Times New Roman" w:cs="Times New Roman" w:hint="default"/>
+        <w:b/>
+      </w:rPr>
+    </w:lvl>
+    <w:lvl w:ilvl="1" w:tplc="04090003">
+      <w:start w:val="1"/>
+      <w:numFmt w:val="bullet"/>
+      <w:lvlText w:val="o"/>
+      <w:lvlJc w:val="left"/>
+      <w:pPr>
+        <w:ind w:left="1800" w:hanging="360"/>
+      </w:pPr>
+      <w:rPr>
+        <w:rFonts w:ascii="Courier New" w:hAnsi="Courier New" w:cs="Courier New" w:hint="default"/>
+      </w:rPr>
+    </w:lvl>
+    <w:lvl w:ilvl="2" w:tplc="04090005" w:tentative="1">
+      <w:start w:val="1"/>
+      <w:numFmt w:val="bullet"/>
+      <w:lvlText w:val=""/>
+      <w:lvlJc w:val="left"/>
+      <w:pPr>
+        <w:ind w:left="2520" w:hanging="360"/>
+      </w:pPr>
+      <w:rPr>
+        <w:rFonts w:ascii="Wingdings" w:hAnsi="Wingdings" w:hint="default"/>
+      </w:rPr>
+    </w:lvl>
+    <w:lvl w:ilvl="3" w:tplc="04090001" w:tentative="1">
+      <w:start w:val="1"/>
+      <w:numFmt w:val="bullet"/>
+      <w:lvlText w:val=""/>
+      <w:lvlJc w:val="left"/>
+      <w:pPr>
+        <w:ind w:left="3240" w:hanging="360"/>
+      </w:pPr>
+      <w:rPr>
+        <w:rFonts w:ascii="Symbol" w:hAnsi="Symbol" w:hint="default"/>
+      </w:rPr>
+    </w:lvl>
+    <w:lvl w:ilvl="4" w:tplc="04090003" w:tentative="1">
+      <w:start w:val="1"/>
+      <w:numFmt w:val="bullet"/>
+      <w:lvlText w:val="o"/>
+      <w:lvlJc w:val="left"/>
+      <w:pPr>
+        <w:ind w:left="3960" w:hanging="360"/>
+      </w:pPr>
+      <w:rPr>
+        <w:rFonts w:ascii="Courier New" w:hAnsi="Courier New" w:cs="Courier New" w:hint="default"/>
+      </w:rPr>
+    </w:lvl>
+    <w:lvl w:ilvl="5" w:tplc="04090005" w:tentative="1">
+      <w:start w:val="1"/>
+      <w:numFmt w:val="bullet"/>
+      <w:lvlText w:val=""/>
+      <w:lvlJc w:val="left"/>
+      <w:pPr>
+        <w:ind w:left="4680" w:hanging="360"/>
+      </w:pPr>
+      <w:rPr>
+        <w:rFonts w:ascii="Wingdings" w:hAnsi="Wingdings" w:hint="default"/>
+      </w:rPr>
+    </w:lvl>
+    <w:lvl w:ilvl="6" w:tplc="04090001" w:tentative="1">
+      <w:start w:val="1"/>
+      <w:numFmt w:val="bullet"/>
+      <w:lvlText w:val=""/>
+      <w:lvlJc w:val="left"/>
+      <w:pPr>
+        <w:ind w:left="5400" w:hanging="360"/>
+      </w:pPr>
+      <w:rPr>
+        <w:rFonts w:ascii="Symbol" w:hAnsi="Symbol" w:hint="default"/>
+      </w:rPr>
+    </w:lvl>
+    <w:lvl w:ilvl="7" w:tplc="04090003" w:tentative="1">
+      <w:start w:val="1"/>
+      <w:numFmt w:val="bullet"/>
+      <w:lvlText w:val="o"/>
+      <w:lvlJc w:val="left"/>
+      <w:pPr>
+        <w:ind w:left="6120" w:hanging="360"/>
+      </w:pPr>
+      <w:rPr>
+        <w:rFonts w:ascii="Courier New" w:hAnsi="Courier New" w:cs="Courier New" w:hint="default"/>
+      </w:rPr>
+    </w:lvl>
+    <w:lvl w:ilvl="8" w:tplc="04090005" w:tentative="1">
+      <w:start w:val="1"/>
+      <w:numFmt w:val="bullet"/>
+      <w:lvlText w:val=""/>
+      <w:lvlJc w:val="left"/>
+      <w:pPr>
+        <w:ind w:left="6840" w:hanging="360"/>
+      </w:pPr>
+      <w:rPr>
+        <w:rFonts w:ascii="Wingdings" w:hAnsi="Wingdings" w:hint="default"/>
+      </w:rPr>
+    </w:lvl>
+  </w:abstractNum>
+  <w:abstractNum w:abstractNumId="6" w15:restartNumberingAfterBreak="0">
+    <w:nsid w:val="5B3E2BF3"/>
+    <w:multiLevelType w:val="multilevel"/>
+    <w:tmpl w:val="76DEAE2E"/>
+    <w:lvl w:ilvl="0">
+      <w:start w:val="1"/>
+      <w:numFmt w:val="bullet"/>
+      <w:lvlText w:val=""/>
+      <w:lvlJc w:val="left"/>
+      <w:pPr>
+        <w:tabs>
+          <w:tab w:val="num" w:pos="720"/>
+        </w:tabs>
+        <w:ind w:left="720" w:hanging="360"/>
+      </w:pPr>
+      <w:rPr>
+        <w:rFonts w:ascii="Symbol" w:hAnsi="Symbol" w:hint="default"/>
+        <w:sz w:val="20"/>
+      </w:rPr>
+    </w:lvl>
+    <w:lvl w:ilvl="1" w:tentative="1">
+      <w:start w:val="1"/>
+      <w:numFmt w:val="bullet"/>
+      <w:lvlText w:val=""/>
+      <w:lvlJc w:val="left"/>
+      <w:pPr>
+        <w:tabs>
+          <w:tab w:val="num" w:pos="1440"/>
+        </w:tabs>
+        <w:ind w:left="1440" w:hanging="360"/>
+      </w:pPr>
+      <w:rPr>
+        <w:rFonts w:ascii="Symbol" w:hAnsi="Symbol" w:hint="default"/>
+        <w:sz w:val="20"/>
+      </w:rPr>
+    </w:lvl>
+    <w:lvl w:ilvl="2" w:tentative="1">
+      <w:start w:val="1"/>
+      <w:numFmt w:val="bullet"/>
+      <w:lvlText w:val=""/>
+      <w:lvlJc w:val="left"/>
+      <w:pPr>
+        <w:tabs>
+          <w:tab w:val="num" w:pos="2160"/>
+        </w:tabs>
+        <w:ind w:left="2160" w:hanging="360"/>
+      </w:pPr>
+      <w:rPr>
+        <w:rFonts w:ascii="Symbol" w:hAnsi="Symbol" w:hint="default"/>
+        <w:sz w:val="20"/>
+      </w:rPr>
+    </w:lvl>
+    <w:lvl w:ilvl="3" w:tentative="1">
+      <w:start w:val="1"/>
+      <w:numFmt w:val="bullet"/>
+      <w:lvlText w:val=""/>
+      <w:lvlJc w:val="left"/>
+      <w:pPr>
+        <w:tabs>
+          <w:tab w:val="num" w:pos="2880"/>
+        </w:tabs>
+        <w:ind w:left="2880" w:hanging="360"/>
+      </w:pPr>
+      <w:rPr>
+        <w:rFonts w:ascii="Symbol" w:hAnsi="Symbol" w:hint="default"/>
+        <w:sz w:val="20"/>
+      </w:rPr>
+    </w:lvl>
+    <w:lvl w:ilvl="4" w:tentative="1">
+      <w:start w:val="1"/>
+      <w:numFmt w:val="bullet"/>
+      <w:lvlText w:val=""/>
+      <w:lvlJc w:val="left"/>
+      <w:pPr>
+        <w:tabs>
+          <w:tab w:val="num" w:pos="3600"/>
+        </w:tabs>
+        <w:ind w:left="3600" w:hanging="360"/>
+      </w:pPr>
+      <w:rPr>
+        <w:rFonts w:ascii="Symbol" w:hAnsi="Symbol" w:hint="default"/>
+        <w:sz w:val="20"/>
+      </w:rPr>
+    </w:lvl>
+    <w:lvl w:ilvl="5" w:tentative="1">
+      <w:start w:val="1"/>
+      <w:numFmt w:val="bullet"/>
+      <w:lvlText w:val=""/>
+      <w:lvlJc w:val="left"/>
+      <w:pPr>
+        <w:tabs>
+          <w:tab w:val="num" w:pos="4320"/>
+        </w:tabs>
+        <w:ind w:left="4320" w:hanging="360"/>
+      </w:pPr>
+      <w:rPr>
+        <w:rFonts w:ascii="Symbol" w:hAnsi="Symbol" w:hint="default"/>
+        <w:sz w:val="20"/>
+      </w:rPr>
+    </w:lvl>
+    <w:lvl w:ilvl="6" w:tentative="1">
+      <w:start w:val="1"/>
+      <w:numFmt w:val="bullet"/>
+      <w:lvlText w:val=""/>
+      <w:lvlJc w:val="left"/>
+      <w:pPr>
+        <w:tabs>
+          <w:tab w:val="num" w:pos="5040"/>
+        </w:tabs>
+        <w:ind w:left="5040" w:hanging="360"/>
+      </w:pPr>
+      <w:rPr>
+        <w:rFonts w:ascii="Symbol" w:hAnsi="Symbol" w:hint="default"/>
+        <w:sz w:val="20"/>
+      </w:rPr>
+    </w:lvl>
+    <w:lvl w:ilvl="7" w:tentative="1">
+      <w:start w:val="1"/>
+      <w:numFmt w:val="bullet"/>
+      <w:lvlText w:val=""/>
+      <w:lvlJc w:val="left"/>
+      <w:pPr>
+        <w:tabs>
+          <w:tab w:val="num" w:pos="5760"/>
+        </w:tabs>
+        <w:ind w:left="5760" w:hanging="360"/>
+      </w:pPr>
+      <w:rPr>
+        <w:rFonts w:ascii="Symbol" w:hAnsi="Symbol" w:hint="default"/>
+        <w:sz w:val="20"/>
+      </w:rPr>
+    </w:lvl>
+    <w:lvl w:ilvl="8" w:tentative="1">
+      <w:start w:val="1"/>
+      <w:numFmt w:val="bullet"/>
+      <w:lvlText w:val=""/>
+      <w:lvlJc w:val="left"/>
+      <w:pPr>
+        <w:tabs>
+          <w:tab w:val="num" w:pos="6480"/>
+        </w:tabs>
+        <w:ind w:left="6480" w:hanging="360"/>
+      </w:pPr>
+      <w:rPr>
+        <w:rFonts w:ascii="Symbol" w:hAnsi="Symbol" w:hint="default"/>
+        <w:sz w:val="20"/>
+      </w:rPr>
+    </w:lvl>
+  </w:abstractNum>
+  <w:abstractNum w:abstractNumId="7" w15:restartNumberingAfterBreak="0">
+    <w:nsid w:val="6425213C"/>
+    <w:multiLevelType w:val="multilevel"/>
+    <w:tmpl w:val="59046B44"/>
+    <w:lvl w:ilvl="0">
+      <w:start w:val="1"/>
+      <w:numFmt w:val="bullet"/>
+      <w:lvlText w:val=""/>
+      <w:lvlJc w:val="left"/>
+      <w:pPr>
+        <w:tabs>
+          <w:tab w:val="num" w:pos="720"/>
+        </w:tabs>
+        <w:ind w:left="720" w:hanging="360"/>
+      </w:pPr>
+      <w:rPr>
+        <w:rFonts w:ascii="Symbol" w:hAnsi="Symbol" w:hint="default"/>
+        <w:sz w:val="20"/>
+      </w:rPr>
+    </w:lvl>
+    <w:lvl w:ilvl="1" w:tentative="1">
+      <w:start w:val="1"/>
+      <w:numFmt w:val="bullet"/>
+      <w:lvlText w:val=""/>
+      <w:lvlJc w:val="left"/>
+      <w:pPr>
+        <w:tabs>
+          <w:tab w:val="num" w:pos="1440"/>
+        </w:tabs>
+        <w:ind w:left="1440" w:hanging="360"/>
+      </w:pPr>
+      <w:rPr>
+        <w:rFonts w:ascii="Symbol" w:hAnsi="Symbol" w:hint="default"/>
+        <w:sz w:val="20"/>
+      </w:rPr>
+    </w:lvl>
+    <w:lvl w:ilvl="2" w:tentative="1">
+      <w:start w:val="1"/>
+      <w:numFmt w:val="bullet"/>
+      <w:lvlText w:val=""/>
+      <w:lvlJc w:val="left"/>
+      <w:pPr>
+        <w:tabs>
+          <w:tab w:val="num" w:pos="2160"/>
+        </w:tabs>
+        <w:ind w:left="2160" w:hanging="360"/>
+      </w:pPr>
+      <w:rPr>
+        <w:rFonts w:ascii="Symbol" w:hAnsi="Symbol" w:hint="default"/>
+        <w:sz w:val="20"/>
+      </w:rPr>
+    </w:lvl>
+    <w:lvl w:ilvl="3" w:tentative="1">
+      <w:start w:val="1"/>
+      <w:numFmt w:val="bullet"/>
+      <w:lvlText w:val=""/>
+      <w:lvlJc w:val="left"/>
+      <w:pPr>
+        <w:tabs>
+          <w:tab w:val="num" w:pos="2880"/>
+        </w:tabs>
+        <w:ind w:left="2880" w:hanging="360"/>
+      </w:pPr>
+      <w:rPr>
+        <w:rFonts w:ascii="Symbol" w:hAnsi="Symbol" w:hint="default"/>
+        <w:sz w:val="20"/>
+      </w:rPr>
+    </w:lvl>
+    <w:lvl w:ilvl="4" w:tentative="1">
+      <w:start w:val="1"/>
+      <w:numFmt w:val="bullet"/>
+      <w:lvlText w:val=""/>
+      <w:lvlJc w:val="left"/>
+      <w:pPr>
+        <w:tabs>
+          <w:tab w:val="num" w:pos="3600"/>
+        </w:tabs>
+        <w:ind w:left="3600" w:hanging="360"/>
+      </w:pPr>
+      <w:rPr>
+        <w:rFonts w:ascii="Symbol" w:hAnsi="Symbol" w:hint="default"/>
+        <w:sz w:val="20"/>
+      </w:rPr>
+    </w:lvl>
+    <w:lvl w:ilvl="5" w:tentative="1">
+      <w:start w:val="1"/>
+      <w:numFmt w:val="bullet"/>
+      <w:lvlText w:val=""/>
+      <w:lvlJc w:val="left"/>
+      <w:pPr>
+        <w:tabs>
+          <w:tab w:val="num" w:pos="4320"/>
+        </w:tabs>
+        <w:ind w:left="4320" w:hanging="360"/>
+      </w:pPr>
+      <w:rPr>
+        <w:rFonts w:ascii="Symbol" w:hAnsi="Symbol" w:hint="default"/>
+        <w:sz w:val="20"/>
+      </w:rPr>
+    </w:lvl>
+    <w:lvl w:ilvl="6" w:tentative="1">
+      <w:start w:val="1"/>
+      <w:numFmt w:val="bullet"/>
+      <w:lvlText w:val=""/>
+      <w:lvlJc w:val="left"/>
+      <w:pPr>
+        <w:tabs>
+          <w:tab w:val="num" w:pos="5040"/>
+        </w:tabs>
+        <w:ind w:left="5040" w:hanging="360"/>
+      </w:pPr>
+      <w:rPr>
+        <w:rFonts w:ascii="Symbol" w:hAnsi="Symbol" w:hint="default"/>
+        <w:sz w:val="20"/>
+      </w:rPr>
+    </w:lvl>
+    <w:lvl w:ilvl="7" w:tentative="1">
+      <w:start w:val="1"/>
+      <w:numFmt w:val="bullet"/>
+      <w:lvlText w:val=""/>
+      <w:lvlJc w:val="left"/>
+      <w:pPr>
+        <w:tabs>
+          <w:tab w:val="num" w:pos="5760"/>
+        </w:tabs>
+        <w:ind w:left="5760" w:hanging="360"/>
+      </w:pPr>
+      <w:rPr>
+        <w:rFonts w:ascii="Symbol" w:hAnsi="Symbol" w:hint="default"/>
+        <w:sz w:val="20"/>
+      </w:rPr>
+    </w:lvl>
+    <w:lvl w:ilvl="8" w:tentative="1">
+      <w:start w:val="1"/>
+      <w:numFmt w:val="bullet"/>
+      <w:lvlText w:val=""/>
+      <w:lvlJc w:val="left"/>
+      <w:pPr>
+        <w:tabs>
+          <w:tab w:val="num" w:pos="6480"/>
+        </w:tabs>
+        <w:ind w:left="6480" w:hanging="360"/>
+      </w:pPr>
+      <w:rPr>
+        <w:rFonts w:ascii="Symbol" w:hAnsi="Symbol" w:hint="default"/>
+        <w:sz w:val="20"/>
+      </w:rPr>
+    </w:lvl>
+  </w:abstractNum>
+  <w:num w:numId="1" w16cid:durableId="474614668">
+    <w:abstractNumId w:val="1"/>
+  </w:num>
+  <w:num w:numId="2" w16cid:durableId="1353805276">
+    <w:abstractNumId w:val="2"/>
+  </w:num>
+  <w:num w:numId="3" w16cid:durableId="1516848827">
+    <w:abstractNumId w:val="6"/>
+  </w:num>
+  <w:num w:numId="4" w16cid:durableId="621692117">
+    <w:abstractNumId w:val="3"/>
+  </w:num>
+  <w:num w:numId="5" w16cid:durableId="1163660206">
+    <w:abstractNumId w:val="7"/>
+  </w:num>
+  <w:num w:numId="6" w16cid:durableId="1480269331">
+    <w:abstractNumId w:val="4"/>
+  </w:num>
+  <w:num w:numId="7" w16cid:durableId="74133573">
+    <w:abstractNumId w:val="5"/>
+  </w:num>
+  <w:num w:numId="8" w16cid:durableId="1829981610">
+    <w:abstractNumId w:val="0"/>
+  </w:num>
+</w:numbering>
 </file>
 
 <file path=word/styles.xml><?xml version="1.0" encoding="utf-8"?>
@@ -1023,6 +2932,7 @@
       <w:kern w:val="0"/>
       <w:sz w:val="20"/>
       <w:szCs w:val="20"/>
+      <w:lang w:val="vi-VN"/>
       <w14:ligatures w14:val="none"/>
     </w:rPr>
   </w:style>
@@ -1051,6 +2961,17 @@
     <w:uiPriority w:val="99"/>
     <w:semiHidden/>
     <w:unhideWhenUsed/>
+  </w:style>
+  <w:style w:type="paragraph" w:styleId="ListParagraph">
+    <w:name w:val="List Paragraph"/>
+    <w:basedOn w:val="Normal"/>
+    <w:uiPriority w:val="34"/>
+    <w:qFormat/>
+    <w:rsid w:val="007154E5"/>
+    <w:pPr>
+      <w:ind w:left="720"/>
+      <w:contextualSpacing/>
+    </w:pPr>
   </w:style>
 </w:styles>
 </file>

--- a/project/hoa/lab-ktra15p/Thuyet trinh stem.docx
+++ b/project/hoa/lab-ktra15p/Thuyet trinh stem.docx
@@ -266,7 +266,15 @@
           <w:sz w:val="28"/>
           <w:szCs w:val="28"/>
         </w:rPr>
-        <w:t xml:space="preserve"> A1K50 | SmartChemistry Lab</w:t>
+        <w:t xml:space="preserve"> </w:t>
+      </w:r>
+      <w:r>
+        <w:rPr>
+          <w:rFonts w:ascii="Times New Roman" w:hAnsi="Times New Roman" w:cs="Times New Roman"/>
+          <w:sz w:val="28"/>
+          <w:szCs w:val="28"/>
+        </w:rPr>
+        <w:t>Phòng thí nghiệm hoá học số thế hệ mới</w:t>
       </w:r>
     </w:p>
     <w:p>
@@ -290,7 +298,6 @@
           <w:rFonts w:ascii="Times New Roman" w:hAnsi="Times New Roman" w:cs="Times New Roman"/>
           <w:sz w:val="28"/>
           <w:szCs w:val="28"/>
-          <w:lang w:val="en-US"/>
         </w:rPr>
         <w:tab/>
       </w:r>
@@ -343,7 +350,6 @@
           <w:rFonts w:ascii="Times New Roman" w:hAnsi="Times New Roman" w:cs="Times New Roman"/>
           <w:sz w:val="28"/>
           <w:szCs w:val="28"/>
-          <w:lang w:val="en-US"/>
         </w:rPr>
       </w:pPr>
       <w:r>
@@ -361,7 +367,6 @@
           <w:rFonts w:ascii="Times New Roman" w:hAnsi="Times New Roman" w:cs="Times New Roman"/>
           <w:sz w:val="28"/>
           <w:szCs w:val="28"/>
-          <w:lang w:val="en-US"/>
         </w:rPr>
       </w:pPr>
     </w:p>
@@ -372,7 +377,6 @@
           <w:b/>
           <w:sz w:val="28"/>
           <w:szCs w:val="28"/>
-          <w:lang w:val="en-US"/>
         </w:rPr>
       </w:pPr>
       <w:r>
@@ -409,7 +413,6 @@
           <w:rFonts w:ascii="Times New Roman" w:hAnsi="Times New Roman" w:cs="Times New Roman"/>
           <w:sz w:val="28"/>
           <w:szCs w:val="28"/>
-          <w:lang w:val="en-US"/>
         </w:rPr>
       </w:pPr>
       <w:r>
@@ -427,7 +430,6 @@
           <w:rFonts w:ascii="Times New Roman" w:hAnsi="Times New Roman" w:cs="Times New Roman"/>
           <w:sz w:val="28"/>
           <w:szCs w:val="28"/>
-          <w:lang w:val="en-US"/>
         </w:rPr>
       </w:pPr>
     </w:p>
@@ -463,22 +465,13 @@
           <w:sz w:val="28"/>
           <w:szCs w:val="28"/>
         </w:rPr>
-        <w:t xml:space="preserve">- </w:t>
-      </w:r>
-      <w:r>
-        <w:rPr>
-          <w:rFonts w:ascii="Times New Roman" w:hAnsi="Times New Roman" w:cs="Times New Roman"/>
-          <w:sz w:val="28"/>
-          <w:szCs w:val="28"/>
-        </w:rPr>
-        <w:t>Phần mềm: </w:t>
-      </w:r>
-      <w:r>
-        <w:rPr>
-          <w:rFonts w:ascii="Times New Roman" w:hAnsi="Times New Roman" w:cs="Times New Roman"/>
-          <w:sz w:val="28"/>
-          <w:szCs w:val="28"/>
-          <w:lang w:val="en-US"/>
+        <w:t>- Phần mềm: </w:t>
+      </w:r>
+      <w:r>
+        <w:rPr>
+          <w:rFonts w:ascii="Times New Roman" w:hAnsi="Times New Roman" w:cs="Times New Roman"/>
+          <w:sz w:val="28"/>
+          <w:szCs w:val="28"/>
         </w:rPr>
         <w:t>antigravity</w:t>
       </w:r>
@@ -490,37 +483,14 @@
         </w:rPr>
         <w:t xml:space="preserve">, </w:t>
       </w:r>
-      <w:proofErr w:type="spellStart"/>
-      <w:r>
-        <w:rPr>
-          <w:rFonts w:ascii="Times New Roman" w:hAnsi="Times New Roman" w:cs="Times New Roman"/>
-          <w:sz w:val="28"/>
-          <w:szCs w:val="28"/>
-          <w:lang w:val="en-US"/>
-        </w:rPr>
-        <w:t>gemini</w:t>
-      </w:r>
-      <w:proofErr w:type="spellEnd"/>
-      <w:r>
-        <w:rPr>
-          <w:rFonts w:ascii="Times New Roman" w:hAnsi="Times New Roman" w:cs="Times New Roman"/>
-          <w:sz w:val="28"/>
-          <w:szCs w:val="28"/>
-          <w:lang w:val="en-US"/>
-        </w:rPr>
-        <w:t xml:space="preserve">, </w:t>
-      </w:r>
-      <w:proofErr w:type="spellStart"/>
-      <w:r>
-        <w:rPr>
-          <w:rFonts w:ascii="Times New Roman" w:hAnsi="Times New Roman" w:cs="Times New Roman"/>
-          <w:sz w:val="28"/>
-          <w:szCs w:val="28"/>
-          <w:lang w:val="en-US"/>
-        </w:rPr>
-        <w:t>gi</w:t>
-      </w:r>
-      <w:proofErr w:type="spellEnd"/>
+      <w:r>
+        <w:rPr>
+          <w:rFonts w:ascii="Times New Roman" w:hAnsi="Times New Roman" w:cs="Times New Roman"/>
+          <w:sz w:val="28"/>
+          <w:szCs w:val="28"/>
+        </w:rPr>
+        <w:t>gemini, gi</w:t>
+      </w:r>
       <w:r>
         <w:rPr>
           <w:rFonts w:ascii="Times New Roman" w:hAnsi="Times New Roman" w:cs="Times New Roman"/>
@@ -534,7 +504,6 @@
           <w:rFonts w:ascii="Times New Roman" w:hAnsi="Times New Roman" w:cs="Times New Roman"/>
           <w:sz w:val="28"/>
           <w:szCs w:val="28"/>
-          <w:lang w:val="en-US"/>
         </w:rPr>
         <w:t>hub</w:t>
       </w:r>
@@ -546,49 +515,32 @@
           <w:rFonts w:ascii="Times New Roman" w:hAnsi="Times New Roman" w:cs="Times New Roman"/>
           <w:sz w:val="28"/>
           <w:szCs w:val="28"/>
-          <w:lang w:val="en-US"/>
-        </w:rPr>
-      </w:pPr>
-      <w:r>
-        <w:rPr>
-          <w:rFonts w:ascii="Times New Roman" w:hAnsi="Times New Roman" w:cs="Times New Roman"/>
-          <w:sz w:val="28"/>
-          <w:szCs w:val="28"/>
-        </w:rPr>
-        <w:t xml:space="preserve">- </w:t>
-      </w:r>
-      <w:r>
-        <w:rPr>
-          <w:rFonts w:ascii="Times New Roman" w:hAnsi="Times New Roman" w:cs="Times New Roman"/>
-          <w:sz w:val="28"/>
-          <w:szCs w:val="28"/>
-        </w:rPr>
-        <w:t>Ngôn ngữ lập trình: HTML5, CSS3, Javascript (ES6+)</w:t>
-      </w:r>
-    </w:p>
-    <w:p>
-      <w:pPr>
-        <w:rPr>
-          <w:rFonts w:ascii="Times New Roman" w:hAnsi="Times New Roman" w:cs="Times New Roman"/>
-          <w:sz w:val="28"/>
-          <w:szCs w:val="28"/>
-        </w:rPr>
-      </w:pPr>
-      <w:r>
-        <w:rPr>
-          <w:rFonts w:ascii="Times New Roman" w:hAnsi="Times New Roman" w:cs="Times New Roman"/>
-          <w:sz w:val="28"/>
-          <w:szCs w:val="28"/>
-        </w:rPr>
-        <w:t xml:space="preserve">     - </w:t>
-      </w:r>
-      <w:r>
-        <w:rPr>
-          <w:rFonts w:ascii="Times New Roman" w:hAnsi="Times New Roman" w:cs="Times New Roman"/>
-          <w:sz w:val="28"/>
-          <w:szCs w:val="28"/>
-        </w:rPr>
-        <w:t>Thư viện &amp; Công nghệ:</w:t>
+        </w:rPr>
+      </w:pPr>
+      <w:r>
+        <w:rPr>
+          <w:rFonts w:ascii="Times New Roman" w:hAnsi="Times New Roman" w:cs="Times New Roman"/>
+          <w:sz w:val="28"/>
+          <w:szCs w:val="28"/>
+        </w:rPr>
+        <w:t>- Ngôn ngữ lập trình: HTML5, CSS3, Javascript (ES6+)</w:t>
+      </w:r>
+    </w:p>
+    <w:p>
+      <w:pPr>
+        <w:rPr>
+          <w:rFonts w:ascii="Times New Roman" w:hAnsi="Times New Roman" w:cs="Times New Roman"/>
+          <w:sz w:val="28"/>
+          <w:szCs w:val="28"/>
+        </w:rPr>
+      </w:pPr>
+      <w:r>
+        <w:rPr>
+          <w:rFonts w:ascii="Times New Roman" w:hAnsi="Times New Roman" w:cs="Times New Roman"/>
+          <w:sz w:val="28"/>
+          <w:szCs w:val="28"/>
+        </w:rPr>
+        <w:t xml:space="preserve">     - Thư viện &amp; Công nghệ:</w:t>
       </w:r>
     </w:p>
     <w:p>
@@ -598,24 +550,15 @@
           <w:rFonts w:ascii="Times New Roman" w:hAnsi="Times New Roman" w:cs="Times New Roman"/>
           <w:sz w:val="28"/>
           <w:szCs w:val="28"/>
-          <w:lang w:val="en-US"/>
-        </w:rPr>
-      </w:pPr>
-      <w:r>
-        <w:rPr>
-          <w:rFonts w:ascii="Times New Roman" w:hAnsi="Times New Roman" w:cs="Times New Roman"/>
-          <w:sz w:val="28"/>
-          <w:szCs w:val="28"/>
-        </w:rPr>
-        <w:t xml:space="preserve">+ </w:t>
-      </w:r>
-      <w:r>
-        <w:rPr>
-          <w:rFonts w:ascii="Times New Roman" w:hAnsi="Times New Roman" w:cs="Times New Roman"/>
-          <w:sz w:val="28"/>
-          <w:szCs w:val="28"/>
-        </w:rPr>
-        <w:t>Gemini API: Trí tuệ nhân tạo thế hệ mới của Google</w:t>
+        </w:rPr>
+      </w:pPr>
+      <w:r>
+        <w:rPr>
+          <w:rFonts w:ascii="Times New Roman" w:hAnsi="Times New Roman" w:cs="Times New Roman"/>
+          <w:sz w:val="28"/>
+          <w:szCs w:val="28"/>
+        </w:rPr>
+        <w:t>+ Gemini API: Trí tuệ nhân tạo thế hệ mới của Google</w:t>
       </w:r>
     </w:p>
     <w:p>
@@ -625,24 +568,15 @@
           <w:rFonts w:ascii="Times New Roman" w:hAnsi="Times New Roman" w:cs="Times New Roman"/>
           <w:sz w:val="28"/>
           <w:szCs w:val="28"/>
-          <w:lang w:val="en-US"/>
-        </w:rPr>
-      </w:pPr>
-      <w:r>
-        <w:rPr>
-          <w:rFonts w:ascii="Times New Roman" w:hAnsi="Times New Roman" w:cs="Times New Roman"/>
-          <w:sz w:val="28"/>
-          <w:szCs w:val="28"/>
-        </w:rPr>
-        <w:t xml:space="preserve">+ </w:t>
-      </w:r>
-      <w:r>
-        <w:rPr>
-          <w:rFonts w:ascii="Times New Roman" w:hAnsi="Times New Roman" w:cs="Times New Roman"/>
-          <w:sz w:val="28"/>
-          <w:szCs w:val="28"/>
-        </w:rPr>
-        <w:t>Orbitron &amp; Inter Fonts: Đảm bảo tính thẩm mỹ hiện đại</w:t>
+        </w:rPr>
+      </w:pPr>
+      <w:r>
+        <w:rPr>
+          <w:rFonts w:ascii="Times New Roman" w:hAnsi="Times New Roman" w:cs="Times New Roman"/>
+          <w:sz w:val="28"/>
+          <w:szCs w:val="28"/>
+        </w:rPr>
+        <w:t>+ Orbitron &amp; Inter Fonts: Đảm bảo tính thẩm mỹ hiện đại</w:t>
       </w:r>
     </w:p>
     <w:p>
@@ -652,33 +586,23 @@
           <w:rFonts w:ascii="Times New Roman" w:hAnsi="Times New Roman" w:cs="Times New Roman"/>
           <w:sz w:val="28"/>
           <w:szCs w:val="28"/>
-          <w:lang w:val="en-US"/>
-        </w:rPr>
-      </w:pPr>
-      <w:r>
-        <w:rPr>
-          <w:rFonts w:ascii="Times New Roman" w:hAnsi="Times New Roman" w:cs="Times New Roman"/>
-          <w:sz w:val="28"/>
-          <w:szCs w:val="28"/>
-        </w:rPr>
-        <w:t xml:space="preserve">+ </w:t>
-      </w:r>
-      <w:r>
-        <w:rPr>
-          <w:rFonts w:ascii="Times New Roman" w:hAnsi="Times New Roman" w:cs="Times New Roman"/>
-          <w:sz w:val="28"/>
-          <w:szCs w:val="28"/>
-        </w:rPr>
-        <w:t>SVG: Dùng để vẽ các dụng cụ thí nghiệm sắc nét</w:t>
-      </w:r>
-    </w:p>
-    <w:p>
-      <w:pPr>
-        <w:rPr>
-          <w:rFonts w:ascii="Times New Roman" w:hAnsi="Times New Roman" w:cs="Times New Roman"/>
-          <w:sz w:val="28"/>
-          <w:szCs w:val="28"/>
-          <w:lang w:val="en-US"/>
+        </w:rPr>
+      </w:pPr>
+      <w:r>
+        <w:rPr>
+          <w:rFonts w:ascii="Times New Roman" w:hAnsi="Times New Roman" w:cs="Times New Roman"/>
+          <w:sz w:val="28"/>
+          <w:szCs w:val="28"/>
+        </w:rPr>
+        <w:t>+ SVG: Dùng để vẽ các dụng cụ thí nghiệm sắc nét</w:t>
+      </w:r>
+    </w:p>
+    <w:p>
+      <w:pPr>
+        <w:rPr>
+          <w:rFonts w:ascii="Times New Roman" w:hAnsi="Times New Roman" w:cs="Times New Roman"/>
+          <w:sz w:val="28"/>
+          <w:szCs w:val="28"/>
         </w:rPr>
       </w:pPr>
     </w:p>
@@ -811,7 +735,6 @@
           <w:rFonts w:ascii="Times New Roman" w:hAnsi="Times New Roman" w:cs="Times New Roman"/>
           <w:sz w:val="28"/>
           <w:szCs w:val="28"/>
-          <w:lang w:val="en-US"/>
         </w:rPr>
       </w:pPr>
       <w:r>
@@ -828,7 +751,6 @@
           <w:rFonts w:ascii="Times New Roman" w:hAnsi="Times New Roman" w:cs="Times New Roman"/>
           <w:sz w:val="28"/>
           <w:szCs w:val="28"/>
-          <w:lang w:val="en-US"/>
         </w:rPr>
         <w:tab/>
       </w:r>
@@ -848,7 +770,6 @@
           <w:rFonts w:ascii="Times New Roman" w:hAnsi="Times New Roman" w:cs="Times New Roman"/>
           <w:sz w:val="28"/>
           <w:szCs w:val="28"/>
-          <w:lang w:val="en-US"/>
         </w:rPr>
       </w:pPr>
     </w:p>
@@ -876,7 +797,6 @@
           <w:rFonts w:ascii="Times New Roman" w:hAnsi="Times New Roman" w:cs="Times New Roman"/>
           <w:sz w:val="28"/>
           <w:szCs w:val="28"/>
-          <w:lang w:val="en-US"/>
         </w:rPr>
       </w:pPr>
       <w:r>
@@ -894,13 +814,6 @@
           <w:szCs w:val="28"/>
         </w:rPr>
         <w:tab/>
-      </w:r>
-      <w:r>
-        <w:rPr>
-          <w:rFonts w:ascii="Times New Roman" w:hAnsi="Times New Roman" w:cs="Times New Roman"/>
-          <w:sz w:val="28"/>
-          <w:szCs w:val="28"/>
-        </w:rPr>
         <w:t>Hóa học: Cơ chế phản ứng, nồng độ dung dịch, tính chất vật lý (màu sắc, kết tủa, khí), và tiêu chuẩn Hóa học Xanh</w:t>
       </w:r>
     </w:p>
@@ -911,7 +824,6 @@
           <w:rFonts w:ascii="Times New Roman" w:hAnsi="Times New Roman" w:cs="Times New Roman"/>
           <w:sz w:val="28"/>
           <w:szCs w:val="28"/>
-          <w:lang w:val="en-US"/>
         </w:rPr>
       </w:pPr>
       <w:r>
@@ -929,13 +841,6 @@
           <w:szCs w:val="28"/>
         </w:rPr>
         <w:tab/>
-      </w:r>
-      <w:r>
-        <w:rPr>
-          <w:rFonts w:ascii="Times New Roman" w:hAnsi="Times New Roman" w:cs="Times New Roman"/>
-          <w:sz w:val="28"/>
-          <w:szCs w:val="28"/>
-        </w:rPr>
         <w:t>Tin học: Lập trình hướng đối tượng (OOP), xử lý mảng/đối tượng, kết nối API qua Fetch/JSON, và thiết kế giao diện UI/UX</w:t>
       </w:r>
     </w:p>
@@ -946,7 +851,6 @@
           <w:rFonts w:ascii="Times New Roman" w:hAnsi="Times New Roman" w:cs="Times New Roman"/>
           <w:sz w:val="28"/>
           <w:szCs w:val="28"/>
-          <w:lang w:val="en-US"/>
         </w:rPr>
       </w:pPr>
       <w:r>
@@ -964,13 +868,6 @@
           <w:szCs w:val="28"/>
         </w:rPr>
         <w:tab/>
-      </w:r>
-      <w:r>
-        <w:rPr>
-          <w:rFonts w:ascii="Times New Roman" w:hAnsi="Times New Roman" w:cs="Times New Roman"/>
-          <w:sz w:val="28"/>
-          <w:szCs w:val="28"/>
-        </w:rPr>
         <w:t>Toán học: Công thức tính toán khối lượng, tỉ lệ mol và hiệu quả nguyên tử</w:t>
       </w:r>
     </w:p>
@@ -980,7 +877,6 @@
           <w:rFonts w:ascii="Times New Roman" w:hAnsi="Times New Roman" w:cs="Times New Roman"/>
           <w:sz w:val="28"/>
           <w:szCs w:val="28"/>
-          <w:lang w:val="en-US"/>
         </w:rPr>
       </w:pPr>
     </w:p>
@@ -1030,7 +926,6 @@
           <w:rFonts w:ascii="Times New Roman" w:hAnsi="Times New Roman" w:cs="Times New Roman"/>
           <w:sz w:val="28"/>
           <w:szCs w:val="28"/>
-          <w:lang w:val="en-US"/>
         </w:rPr>
         <w:t>o</w:t>
       </w:r>
@@ -1094,7 +989,6 @@
           <w:rFonts w:ascii="Times New Roman" w:hAnsi="Times New Roman" w:cs="Times New Roman"/>
           <w:sz w:val="28"/>
           <w:szCs w:val="28"/>
-          <w:lang w:val="en-US"/>
         </w:rPr>
       </w:pPr>
       <w:r>
@@ -1112,13 +1006,6 @@
           <w:szCs w:val="28"/>
         </w:rPr>
         <w:tab/>
-      </w:r>
-      <w:r>
-        <w:rPr>
-          <w:rFonts w:ascii="Times New Roman" w:hAnsi="Times New Roman" w:cs="Times New Roman"/>
-          <w:sz w:val="28"/>
-          <w:szCs w:val="28"/>
-        </w:rPr>
         <w:t>Cố vấn an toàn: Đưa ra cảnh báo tức thì khi người dùng thực hiện các thao tác nguy hiểm</w:t>
       </w:r>
     </w:p>
@@ -1129,7 +1016,6 @@
           <w:rFonts w:ascii="Times New Roman" w:hAnsi="Times New Roman" w:cs="Times New Roman"/>
           <w:sz w:val="28"/>
           <w:szCs w:val="28"/>
-          <w:lang w:val="en-US"/>
         </w:rPr>
       </w:pPr>
     </w:p>
@@ -1157,7 +1043,6 @@
           <w:rFonts w:ascii="Times New Roman" w:hAnsi="Times New Roman" w:cs="Times New Roman"/>
           <w:sz w:val="28"/>
           <w:szCs w:val="28"/>
-          <w:lang w:val="en-US"/>
         </w:rPr>
       </w:pPr>
       <w:r>
@@ -1175,13 +1060,6 @@
           <w:szCs w:val="28"/>
         </w:rPr>
         <w:tab/>
-      </w:r>
-      <w:r>
-        <w:rPr>
-          <w:rFonts w:ascii="Times New Roman" w:hAnsi="Times New Roman" w:cs="Times New Roman"/>
-          <w:sz w:val="28"/>
-          <w:szCs w:val="28"/>
-        </w:rPr>
         <w:t>Hiệu quả: Giúp học sinh hiểu sâu bản chất hóa học thay vì chỉ học vẹt phương trình</w:t>
       </w:r>
     </w:p>
@@ -1192,7 +1070,6 @@
           <w:rFonts w:ascii="Times New Roman" w:hAnsi="Times New Roman" w:cs="Times New Roman"/>
           <w:sz w:val="28"/>
           <w:szCs w:val="28"/>
-          <w:lang w:val="en-US"/>
         </w:rPr>
       </w:pPr>
       <w:r>
@@ -1227,7 +1104,6 @@
           <w:rFonts w:ascii="Times New Roman" w:hAnsi="Times New Roman" w:cs="Times New Roman"/>
           <w:sz w:val="28"/>
           <w:szCs w:val="28"/>
-          <w:lang w:val="en-US"/>
         </w:rPr>
       </w:pPr>
       <w:r>
@@ -1261,7 +1137,6 @@
           <w:rFonts w:ascii="Times New Roman" w:hAnsi="Times New Roman" w:cs="Times New Roman"/>
           <w:sz w:val="28"/>
           <w:szCs w:val="28"/>
-          <w:lang w:val="en-US"/>
         </w:rPr>
       </w:pPr>
     </w:p>
@@ -1289,7 +1164,6 @@
           <w:rFonts w:ascii="Times New Roman" w:hAnsi="Times New Roman" w:cs="Times New Roman"/>
           <w:sz w:val="28"/>
           <w:szCs w:val="28"/>
-          <w:lang w:val="en-US"/>
         </w:rPr>
       </w:pPr>
       <w:r>
@@ -1324,7 +1198,6 @@
           <w:rFonts w:ascii="Times New Roman" w:hAnsi="Times New Roman" w:cs="Times New Roman"/>
           <w:sz w:val="28"/>
           <w:szCs w:val="28"/>
-          <w:lang w:val="en-US"/>
         </w:rPr>
       </w:pPr>
       <w:r>
